--- a/report_template/template_main/tBPTMPlus_CustomEdition_XAJDY_v1.0.1.docx
+++ b/report_template/template_main/tBPTMPlus_CustomEdition_XAJDY_v1.0.1.docx
@@ -1,6 +1,6 @@
 
 <file path=word/document.xml><?xml version="1.0" encoding="utf-8"?>
-<w:document xmlns:wpc="http://schemas.microsoft.com/office/word/2010/wordprocessingCanvas" xmlns:cx="http://schemas.microsoft.com/office/drawing/2014/chartex" xmlns:cx1="http://schemas.microsoft.com/office/drawing/2015/9/8/chartex" xmlns:cx2="http://schemas.microsoft.com/office/drawing/2015/10/21/chartex" xmlns:cx3="http://schemas.microsoft.com/office/drawing/2016/5/9/chartex" xmlns:cx4="http://schemas.microsoft.com/office/drawing/2016/5/10/chartex" xmlns:cx5="http://schemas.microsoft.com/office/drawing/2016/5/11/chartex" xmlns:cx6="http://schemas.microsoft.com/office/drawing/2016/5/12/chartex" xmlns:cx7="http://schemas.microsoft.com/office/drawing/2016/5/13/chartex" xmlns:cx8="http://schemas.microsoft.com/office/drawing/2016/5/14/chartex" xmlns:mc="http://schemas.openxmlformats.org/markup-compatibility/2006" xmlns:aink="http://schemas.microsoft.com/office/drawing/2016/ink" xmlns:am3d="http://schemas.microsoft.com/office/drawing/2017/model3d" xmlns:o="urn:schemas-microsoft-com:office:office" xmlns:r="http://schemas.openxmlformats.org/officeDocument/2006/relationships" xmlns:m="http://schemas.openxmlformats.org/officeDocument/2006/math" xmlns:v="urn:schemas-microsoft-com:vml" xmlns:wp14="http://schemas.microsoft.com/office/word/2010/wordprocessingDrawing" xmlns:wp="http://schemas.openxmlformats.org/drawingml/2006/wordprocessingDrawing" xmlns:w10="urn:schemas-microsoft-com:office:word" xmlns:w="http://schemas.openxmlformats.org/wordprocessingml/2006/main" xmlns:w14="http://schemas.microsoft.com/office/word/2010/wordml" xmlns:w15="http://schemas.microsoft.com/office/word/2012/wordml" xmlns:w16cex="http://schemas.microsoft.com/office/word/2018/wordml/cex" xmlns:w16cid="http://schemas.microsoft.com/office/word/2016/wordml/cid" xmlns:w16="http://schemas.microsoft.com/office/word/2018/wordml" xmlns:w16sdtdh="http://schemas.microsoft.com/office/word/2020/wordml/sdtdatahash" xmlns:w16se="http://schemas.microsoft.com/office/word/2015/wordml/symex" xmlns:wpg="http://schemas.microsoft.com/office/word/2010/wordprocessingGroup" xmlns:wpi="http://schemas.microsoft.com/office/word/2010/wordprocessingInk" xmlns:wne="http://schemas.microsoft.com/office/word/2006/wordml" xmlns:wps="http://schemas.microsoft.com/office/word/2010/wordprocessingShape" mc:Ignorable="w14 w15 w16se w16cid w16 w16cex w16sdtdh wp14">
+<w:document xmlns:wpc="http://schemas.microsoft.com/office/word/2010/wordprocessingCanvas" xmlns:cx="http://schemas.microsoft.com/office/drawing/2014/chartex" xmlns:cx1="http://schemas.microsoft.com/office/drawing/2015/9/8/chartex" xmlns:cx2="http://schemas.microsoft.com/office/drawing/2015/10/21/chartex" xmlns:cx3="http://schemas.microsoft.com/office/drawing/2016/5/9/chartex" xmlns:cx4="http://schemas.microsoft.com/office/drawing/2016/5/10/chartex" xmlns:cx5="http://schemas.microsoft.com/office/drawing/2016/5/11/chartex" xmlns:cx6="http://schemas.microsoft.com/office/drawing/2016/5/12/chartex" xmlns:cx7="http://schemas.microsoft.com/office/drawing/2016/5/13/chartex" xmlns:cx8="http://schemas.microsoft.com/office/drawing/2016/5/14/chartex" xmlns:mc="http://schemas.openxmlformats.org/markup-compatibility/2006" xmlns:aink="http://schemas.microsoft.com/office/drawing/2016/ink" xmlns:am3d="http://schemas.microsoft.com/office/drawing/2017/model3d" xmlns:o="urn:schemas-microsoft-com:office:office" xmlns:oel="http://schemas.microsoft.com/office/2019/extlst" xmlns:r="http://schemas.openxmlformats.org/officeDocument/2006/relationships" xmlns:m="http://schemas.openxmlformats.org/officeDocument/2006/math" xmlns:v="urn:schemas-microsoft-com:vml" xmlns:wp14="http://schemas.microsoft.com/office/word/2010/wordprocessingDrawing" xmlns:wp="http://schemas.openxmlformats.org/drawingml/2006/wordprocessingDrawing" xmlns:w10="urn:schemas-microsoft-com:office:word" xmlns:w="http://schemas.openxmlformats.org/wordprocessingml/2006/main" xmlns:w14="http://schemas.microsoft.com/office/word/2010/wordml" xmlns:w15="http://schemas.microsoft.com/office/word/2012/wordml" xmlns:w16cex="http://schemas.microsoft.com/office/word/2018/wordml/cex" xmlns:w16cid="http://schemas.microsoft.com/office/word/2016/wordml/cid" xmlns:w16="http://schemas.microsoft.com/office/word/2018/wordml" xmlns:w16sdtdh="http://schemas.microsoft.com/office/word/2020/wordml/sdtdatahash" xmlns:w16se="http://schemas.microsoft.com/office/word/2015/wordml/symex" xmlns:wpg="http://schemas.microsoft.com/office/word/2010/wordprocessingGroup" xmlns:wpi="http://schemas.microsoft.com/office/word/2010/wordprocessingInk" xmlns:wne="http://schemas.microsoft.com/office/word/2006/wordml" xmlns:wps="http://schemas.microsoft.com/office/word/2010/wordprocessingShape" mc:Ignorable="w14 w15 w16se w16cid w16 w16cex w16sdtdh wp14">
   <w:body>
     <w:tbl>
       <w:tblPr>
@@ -764,25 +764,7 @@
                 <w:sz w:val="24"/>
                 <w:szCs w:val="24"/>
               </w:rPr>
-              <w:t xml:space="preserve">%}{{ </w:t>
-            </w:r>
-            <w:proofErr w:type="spellStart"/>
-            <w:r>
-              <w:rPr>
-                <w:rFonts w:ascii="Times New Roman" w:hAnsi="Times New Roman"/>
-                <w:sz w:val="24"/>
-                <w:szCs w:val="24"/>
-              </w:rPr>
-              <w:t>sample.outpatient_service_no</w:t>
-            </w:r>
-            <w:proofErr w:type="spellEnd"/>
-            <w:r>
-              <w:rPr>
-                <w:rFonts w:ascii="Times New Roman" w:hAnsi="Times New Roman"/>
-                <w:sz w:val="24"/>
-                <w:szCs w:val="24"/>
-              </w:rPr>
-              <w:t>}}{%else%}{%endif%}</w:t>
+              <w:t>%}{{ sample.outpatient_service_no}}{%else%}{%endif%}</w:t>
             </w:r>
           </w:p>
         </w:tc>
@@ -1842,7 +1824,7 @@
                 <w:sz w:val="24"/>
                 <w:szCs w:val="24"/>
               </w:rPr>
-              <w:t>2026-05-21</w:t>
+              <w:t>2026-05-26</w:t>
             </w:r>
             <w:r>
               <w:rPr>
@@ -2233,7 +2215,7 @@
                 <v:stroke joinstyle="miter"/>
                 <v:path gradientshapeok="t" o:connecttype="rect"/>
               </v:shapetype>
-              <v:shape id="文本框 1" o:spid="_x0000_s1026" type="#_x0000_t202" style="position:absolute;left:0;text-align:left;margin-left:168.3pt;margin-top:-59.6pt;width:219.5pt;height:34.5pt;z-index:251660288;visibility:visible;mso-wrap-style:square;mso-wrap-distance-left:9pt;mso-wrap-distance-top:0;mso-wrap-distance-right:9pt;mso-wrap-distance-bottom:0;mso-position-horizontal:right;mso-position-horizontal-relative:margin;mso-position-vertical:absolute;mso-position-vertical-relative:text;v-text-anchor:top" o:gfxdata="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" fillcolor="white [3201]" stroked="f" strokeweight=".5pt">
+              <v:shape id="文本框 1" o:spid="_x0000_s1026" type="#_x0000_t202" style="position:absolute;left:0;text-align:left;margin-left:168.3pt;margin-top:-59.6pt;width:219.5pt;height:34.5pt;z-index:251660288;visibility:visible;mso-wrap-style:square;mso-wrap-distance-left:9pt;mso-wrap-distance-top:0;mso-wrap-distance-right:9pt;mso-wrap-distance-bottom:0;mso-position-horizontal:right;mso-position-horizontal-relative:margin;mso-position-vertical:absolute;mso-position-vertical-relative:text;v-text-anchor:top" o:gfxdata="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" fillcolor="white [3201]" stroked="f" strokeweight=".5pt">
                 <v:textbox>
                   <w:txbxContent>
                     <w:p>
@@ -5548,7 +5530,7 @@
               <w:spacing w:after="0" w:line="240" w:lineRule="auto"/>
               <w:jc w:val="center"/>
               <w:rPr>
-                <w:rFonts w:ascii="Times New Roman" w:hAnsi="Times New Roman" w:hint="eastAsia"/>
+                <w:rFonts w:ascii="Times New Roman" w:hAnsi="Times New Roman"/>
                 <w:color w:val="000000" w:themeColor="text1"/>
                 <w:sz w:val="21"/>
                 <w:szCs w:val="21"/>
@@ -5589,12 +5571,13 @@
               <w:spacing w:after="0" w:line="240" w:lineRule="auto"/>
               <w:jc w:val="center"/>
               <w:rPr>
-                <w:rFonts w:ascii="Times New Roman" w:hAnsi="Times New Roman"/>
+                <w:rFonts w:ascii="Times New Roman" w:hAnsi="Times New Roman" w:hint="eastAsia"/>
                 <w:color w:val="000000" w:themeColor="text1"/>
                 <w:sz w:val="21"/>
                 <w:szCs w:val="21"/>
               </w:rPr>
             </w:pPr>
+            <w:proofErr w:type="gramStart"/>
             <w:r>
               <w:rPr>
                 <w:rFonts w:ascii="Times New Roman" w:hAnsi="Times New Roman"/>
@@ -5602,7 +5585,17 @@
                 <w:sz w:val="21"/>
                 <w:szCs w:val="21"/>
               </w:rPr>
-              <w:t>{{ a.evi_sum.regimen_S</w:t>
+              <w:t>{{ a.evi</w:t>
+            </w:r>
+            <w:proofErr w:type="gramEnd"/>
+            <w:r>
+              <w:rPr>
+                <w:rFonts w:ascii="Times New Roman" w:hAnsi="Times New Roman"/>
+                <w:color w:val="000000" w:themeColor="text1"/>
+                <w:sz w:val="21"/>
+                <w:szCs w:val="21"/>
+              </w:rPr>
+              <w:t>_sum.regimen_S</w:t>
             </w:r>
             <w:r>
               <w:rPr>
@@ -5658,45 +5651,21 @@
               <w:spacing w:after="0" w:line="240" w:lineRule="auto"/>
               <w:jc w:val="center"/>
               <w:rPr>
-                <w:rFonts w:ascii="Times New Roman" w:hAnsi="Times New Roman"/>
+                <w:rFonts w:ascii="Times New Roman" w:hAnsi="Times New Roman" w:hint="eastAsia"/>
                 <w:color w:val="000000" w:themeColor="text1"/>
                 <w:sz w:val="21"/>
                 <w:szCs w:val="21"/>
               </w:rPr>
             </w:pPr>
-          </w:p>
-          <w:p>
-            <w:pPr>
-              <w:spacing w:after="0" w:line="240" w:lineRule="auto"/>
-              <w:jc w:val="center"/>
+            <w:r>
               <w:rPr>
                 <w:rFonts w:ascii="Times New Roman" w:hAnsi="Times New Roman"/>
                 <w:color w:val="000000" w:themeColor="text1"/>
                 <w:sz w:val="21"/>
                 <w:szCs w:val="21"/>
               </w:rPr>
-            </w:pPr>
-            <w:r>
-              <w:rPr>
-                <w:rFonts w:ascii="Times New Roman" w:hAnsi="Times New Roman"/>
-                <w:color w:val="000000" w:themeColor="text1"/>
-                <w:sz w:val="21"/>
-                <w:szCs w:val="21"/>
-              </w:rPr>
               <w:t>{%p else%}</w:t>
             </w:r>
-          </w:p>
-          <w:p>
-            <w:pPr>
-              <w:spacing w:after="0" w:line="240" w:lineRule="auto"/>
-              <w:jc w:val="center"/>
-              <w:rPr>
-                <w:rFonts w:ascii="Times New Roman" w:hAnsi="Times New Roman"/>
-                <w:color w:val="000000" w:themeColor="text1"/>
-                <w:sz w:val="21"/>
-                <w:szCs w:val="21"/>
-              </w:rPr>
-            </w:pPr>
           </w:p>
           <w:p>
             <w:pPr>
@@ -5752,7 +5721,7 @@
               <w:spacing w:after="0" w:line="240" w:lineRule="auto"/>
               <w:jc w:val="center"/>
               <w:rPr>
-                <w:rFonts w:ascii="Times New Roman" w:hAnsi="Times New Roman" w:hint="eastAsia"/>
+                <w:rFonts w:ascii="Times New Roman" w:hAnsi="Times New Roman"/>
                 <w:color w:val="000000" w:themeColor="text1"/>
                 <w:sz w:val="21"/>
                 <w:szCs w:val="21"/>
@@ -5803,12 +5772,13 @@
               <w:spacing w:after="0" w:line="240" w:lineRule="auto"/>
               <w:jc w:val="center"/>
               <w:rPr>
-                <w:rFonts w:ascii="Times New Roman" w:hAnsi="Times New Roman"/>
+                <w:rFonts w:ascii="Times New Roman" w:hAnsi="Times New Roman" w:hint="eastAsia"/>
                 <w:color w:val="000000" w:themeColor="text1"/>
                 <w:sz w:val="21"/>
                 <w:szCs w:val="21"/>
               </w:rPr>
             </w:pPr>
+            <w:proofErr w:type="gramStart"/>
             <w:r>
               <w:rPr>
                 <w:rFonts w:ascii="Times New Roman" w:hAnsi="Times New Roman"/>
@@ -5816,15 +5786,34 @@
                 <w:sz w:val="21"/>
                 <w:szCs w:val="21"/>
               </w:rPr>
-              <w:t>{{ a.evi_sum.regimen_S</w:t>
-            </w:r>
-            <w:r>
-              <w:rPr>
-                <w:rFonts w:ascii="Times New Roman" w:hAnsi="Times New Roman" w:hint="eastAsia"/>
+              <w:t>{{ a.evi</w:t>
+            </w:r>
+            <w:proofErr w:type="gramEnd"/>
+            <w:r>
+              <w:rPr>
+                <w:rFonts w:ascii="Times New Roman" w:hAnsi="Times New Roman"/>
                 <w:color w:val="000000" w:themeColor="text1"/>
                 <w:sz w:val="21"/>
                 <w:szCs w:val="21"/>
               </w:rPr>
+              <w:t>_sum.regimen_</w:t>
+            </w:r>
+            <w:r>
+              <w:rPr>
+                <w:rFonts w:ascii="Times New Roman" w:hAnsi="Times New Roman" w:hint="eastAsia"/>
+                <w:color w:val="000000" w:themeColor="text1"/>
+                <w:sz w:val="21"/>
+                <w:szCs w:val="21"/>
+              </w:rPr>
+              <w:t>R</w:t>
+            </w:r>
+            <w:r>
+              <w:rPr>
+                <w:rFonts w:ascii="Times New Roman" w:hAnsi="Times New Roman" w:hint="eastAsia"/>
+                <w:color w:val="000000" w:themeColor="text1"/>
+                <w:sz w:val="21"/>
+                <w:szCs w:val="21"/>
+              </w:rPr>
               <w:t>|xajdy_regimen</w:t>
             </w:r>
             <w:r>
@@ -5834,7 +5823,7 @@
                 <w:sz w:val="21"/>
                 <w:szCs w:val="21"/>
               </w:rPr>
-              <w:t>|xajdy_f</w:t>
+              <w:t>|xajdy_</w:t>
             </w:r>
             <w:r>
               <w:rPr>
@@ -5844,7 +5833,7 @@
                 <w:szCs w:val="21"/>
               </w:rPr>
               <w:lastRenderedPageBreak/>
-              <w:t>ilter_regimen_level|xajdy_regimen_add_deng|replace(“\t”, “&lt;</w:t>
+              <w:t>filter_regimen_level|xajdy_regimen_add_deng|replace(“\t”, “&lt;</w:t>
             </w:r>
             <w:proofErr w:type="spellStart"/>
             <w:r>
@@ -5872,45 +5861,21 @@
               <w:spacing w:after="0" w:line="240" w:lineRule="auto"/>
               <w:jc w:val="center"/>
               <w:rPr>
-                <w:rFonts w:ascii="Times New Roman" w:hAnsi="Times New Roman"/>
+                <w:rFonts w:ascii="Times New Roman" w:hAnsi="Times New Roman" w:hint="eastAsia"/>
                 <w:color w:val="000000" w:themeColor="text1"/>
                 <w:sz w:val="21"/>
                 <w:szCs w:val="21"/>
               </w:rPr>
             </w:pPr>
-          </w:p>
-          <w:p>
-            <w:pPr>
-              <w:spacing w:after="0" w:line="240" w:lineRule="auto"/>
-              <w:jc w:val="center"/>
+            <w:r>
               <w:rPr>
                 <w:rFonts w:ascii="Times New Roman" w:hAnsi="Times New Roman"/>
                 <w:color w:val="000000" w:themeColor="text1"/>
                 <w:sz w:val="21"/>
                 <w:szCs w:val="21"/>
               </w:rPr>
-            </w:pPr>
-            <w:r>
-              <w:rPr>
-                <w:rFonts w:ascii="Times New Roman" w:hAnsi="Times New Roman"/>
-                <w:color w:val="000000" w:themeColor="text1"/>
-                <w:sz w:val="21"/>
-                <w:szCs w:val="21"/>
-              </w:rPr>
               <w:t>{%p else%}</w:t>
             </w:r>
-          </w:p>
-          <w:p>
-            <w:pPr>
-              <w:spacing w:after="0" w:line="240" w:lineRule="auto"/>
-              <w:jc w:val="center"/>
-              <w:rPr>
-                <w:rFonts w:ascii="Times New Roman" w:hAnsi="Times New Roman"/>
-                <w:color w:val="000000" w:themeColor="text1"/>
-                <w:sz w:val="21"/>
-                <w:szCs w:val="21"/>
-              </w:rPr>
-            </w:pPr>
           </w:p>
           <w:p>
             <w:pPr>
@@ -7494,12 +7459,13 @@
               <w:spacing w:after="0" w:line="240" w:lineRule="auto"/>
               <w:jc w:val="center"/>
               <w:rPr>
-                <w:rFonts w:ascii="Times New Roman" w:hAnsi="Times New Roman"/>
+                <w:rFonts w:ascii="Times New Roman" w:hAnsi="Times New Roman" w:hint="eastAsia"/>
                 <w:color w:val="000000" w:themeColor="text1"/>
                 <w:sz w:val="21"/>
                 <w:szCs w:val="21"/>
               </w:rPr>
             </w:pPr>
+            <w:proofErr w:type="gramStart"/>
             <w:r>
               <w:rPr>
                 <w:rFonts w:ascii="Times New Roman" w:hAnsi="Times New Roman"/>
@@ -7507,7 +7473,17 @@
                 <w:sz w:val="21"/>
                 <w:szCs w:val="21"/>
               </w:rPr>
-              <w:t>{{ a.evi_sum.regimen_S</w:t>
+              <w:t>{{ a.evi</w:t>
+            </w:r>
+            <w:proofErr w:type="gramEnd"/>
+            <w:r>
+              <w:rPr>
+                <w:rFonts w:ascii="Times New Roman" w:hAnsi="Times New Roman"/>
+                <w:color w:val="000000" w:themeColor="text1"/>
+                <w:sz w:val="21"/>
+                <w:szCs w:val="21"/>
+              </w:rPr>
+              <w:t>_sum.regimen_S</w:t>
             </w:r>
             <w:r>
               <w:rPr>
@@ -7553,45 +7529,21 @@
               <w:spacing w:after="0" w:line="240" w:lineRule="auto"/>
               <w:jc w:val="center"/>
               <w:rPr>
-                <w:rFonts w:ascii="Times New Roman" w:hAnsi="Times New Roman"/>
+                <w:rFonts w:ascii="Times New Roman" w:hAnsi="Times New Roman" w:hint="eastAsia"/>
                 <w:color w:val="000000" w:themeColor="text1"/>
                 <w:sz w:val="21"/>
                 <w:szCs w:val="21"/>
               </w:rPr>
             </w:pPr>
-          </w:p>
-          <w:p>
-            <w:pPr>
-              <w:spacing w:after="0" w:line="240" w:lineRule="auto"/>
-              <w:jc w:val="center"/>
+            <w:r>
               <w:rPr>
                 <w:rFonts w:ascii="Times New Roman" w:hAnsi="Times New Roman"/>
                 <w:color w:val="000000" w:themeColor="text1"/>
                 <w:sz w:val="21"/>
                 <w:szCs w:val="21"/>
               </w:rPr>
-            </w:pPr>
-            <w:r>
-              <w:rPr>
-                <w:rFonts w:ascii="Times New Roman" w:hAnsi="Times New Roman"/>
-                <w:color w:val="000000" w:themeColor="text1"/>
-                <w:sz w:val="21"/>
-                <w:szCs w:val="21"/>
-              </w:rPr>
               <w:t>{%p else%}</w:t>
             </w:r>
-          </w:p>
-          <w:p>
-            <w:pPr>
-              <w:spacing w:after="0" w:line="240" w:lineRule="auto"/>
-              <w:jc w:val="center"/>
-              <w:rPr>
-                <w:rFonts w:ascii="Times New Roman" w:hAnsi="Times New Roman"/>
-                <w:color w:val="000000" w:themeColor="text1"/>
-                <w:sz w:val="21"/>
-                <w:szCs w:val="21"/>
-              </w:rPr>
-            </w:pPr>
           </w:p>
           <w:p>
             <w:pPr>
@@ -7644,6 +7596,188 @@
           </w:tcPr>
           <w:p>
             <w:pPr>
+              <w:spacing w:after="0" w:line="240" w:lineRule="auto"/>
+              <w:jc w:val="center"/>
+              <w:rPr>
+                <w:rFonts w:ascii="Times New Roman" w:hAnsi="Times New Roman"/>
+                <w:color w:val="000000" w:themeColor="text1"/>
+                <w:sz w:val="21"/>
+                <w:szCs w:val="21"/>
+              </w:rPr>
+            </w:pPr>
+            <w:r>
+              <w:rPr>
+                <w:rFonts w:ascii="Times New Roman" w:hAnsi="Times New Roman"/>
+                <w:color w:val="000000" w:themeColor="text1"/>
+                <w:sz w:val="21"/>
+                <w:szCs w:val="21"/>
+              </w:rPr>
+              <w:t xml:space="preserve">{%p if </w:t>
+            </w:r>
+            <w:proofErr w:type="spellStart"/>
+            <w:r>
+              <w:rPr>
+                <w:rFonts w:ascii="Times New Roman" w:hAnsi="Times New Roman"/>
+                <w:color w:val="000000" w:themeColor="text1"/>
+                <w:sz w:val="21"/>
+                <w:szCs w:val="21"/>
+              </w:rPr>
+              <w:t>a.evi_</w:t>
+            </w:r>
+            <w:proofErr w:type="gramStart"/>
+            <w:r>
+              <w:rPr>
+                <w:rFonts w:ascii="Times New Roman" w:hAnsi="Times New Roman"/>
+                <w:color w:val="000000" w:themeColor="text1"/>
+                <w:sz w:val="21"/>
+                <w:szCs w:val="21"/>
+              </w:rPr>
+              <w:t>sum.regimen</w:t>
+            </w:r>
+            <w:proofErr w:type="gramEnd"/>
+            <w:r>
+              <w:rPr>
+                <w:rFonts w:ascii="Times New Roman" w:hAnsi="Times New Roman"/>
+                <w:color w:val="000000" w:themeColor="text1"/>
+                <w:sz w:val="21"/>
+                <w:szCs w:val="21"/>
+              </w:rPr>
+              <w:t>_</w:t>
+            </w:r>
+            <w:r>
+              <w:rPr>
+                <w:rFonts w:ascii="Times New Roman" w:hAnsi="Times New Roman" w:hint="eastAsia"/>
+                <w:color w:val="000000" w:themeColor="text1"/>
+                <w:sz w:val="21"/>
+                <w:szCs w:val="21"/>
+              </w:rPr>
+              <w:t>R</w:t>
+            </w:r>
+            <w:proofErr w:type="spellEnd"/>
+            <w:r>
+              <w:rPr>
+                <w:rFonts w:ascii="Times New Roman" w:hAnsi="Times New Roman"/>
+                <w:color w:val="000000" w:themeColor="text1"/>
+                <w:sz w:val="21"/>
+                <w:szCs w:val="21"/>
+              </w:rPr>
+              <w:t>%}</w:t>
+            </w:r>
+          </w:p>
+          <w:p>
+            <w:pPr>
+              <w:spacing w:after="0" w:line="240" w:lineRule="auto"/>
+              <w:jc w:val="center"/>
+              <w:rPr>
+                <w:rFonts w:ascii="Times New Roman" w:hAnsi="Times New Roman" w:hint="eastAsia"/>
+                <w:color w:val="000000" w:themeColor="text1"/>
+                <w:sz w:val="21"/>
+                <w:szCs w:val="21"/>
+              </w:rPr>
+            </w:pPr>
+            <w:proofErr w:type="gramStart"/>
+            <w:r>
+              <w:rPr>
+                <w:rFonts w:ascii="Times New Roman" w:hAnsi="Times New Roman"/>
+                <w:color w:val="000000" w:themeColor="text1"/>
+                <w:sz w:val="21"/>
+                <w:szCs w:val="21"/>
+              </w:rPr>
+              <w:t>{{ a.evi</w:t>
+            </w:r>
+            <w:proofErr w:type="gramEnd"/>
+            <w:r>
+              <w:rPr>
+                <w:rFonts w:ascii="Times New Roman" w:hAnsi="Times New Roman"/>
+                <w:color w:val="000000" w:themeColor="text1"/>
+                <w:sz w:val="21"/>
+                <w:szCs w:val="21"/>
+              </w:rPr>
+              <w:t>_sum.regimen_</w:t>
+            </w:r>
+            <w:r>
+              <w:rPr>
+                <w:rFonts w:ascii="Times New Roman" w:hAnsi="Times New Roman" w:hint="eastAsia"/>
+                <w:color w:val="000000" w:themeColor="text1"/>
+                <w:sz w:val="21"/>
+                <w:szCs w:val="21"/>
+              </w:rPr>
+              <w:t>R|xajdy_regimen</w:t>
+            </w:r>
+            <w:r>
+              <w:rPr>
+                <w:rFonts w:ascii="Times New Roman" w:hAnsi="Times New Roman"/>
+                <w:color w:val="000000" w:themeColor="text1"/>
+                <w:sz w:val="21"/>
+                <w:szCs w:val="21"/>
+              </w:rPr>
+              <w:t>|xajdy_filter_regimen_level|xajdy_regimen_add_deng|replace(“\t”, “&lt;</w:t>
+            </w:r>
+            <w:proofErr w:type="spellStart"/>
+            <w:r>
+              <w:rPr>
+                <w:rFonts w:ascii="Times New Roman" w:hAnsi="Times New Roman"/>
+                <w:color w:val="000000" w:themeColor="text1"/>
+                <w:sz w:val="21"/>
+                <w:szCs w:val="21"/>
+              </w:rPr>
+              <w:t>w:br</w:t>
+            </w:r>
+            <w:proofErr w:type="spellEnd"/>
+            <w:r>
+              <w:rPr>
+                <w:rFonts w:ascii="Times New Roman" w:hAnsi="Times New Roman"/>
+                <w:color w:val="000000" w:themeColor="text1"/>
+                <w:sz w:val="21"/>
+                <w:szCs w:val="21"/>
+              </w:rPr>
+              <w:t>/&gt;”)}}</w:t>
+            </w:r>
+          </w:p>
+          <w:p>
+            <w:pPr>
+              <w:spacing w:after="0" w:line="240" w:lineRule="auto"/>
+              <w:jc w:val="center"/>
+              <w:rPr>
+                <w:rFonts w:ascii="Times New Roman" w:hAnsi="Times New Roman" w:hint="eastAsia"/>
+                <w:color w:val="000000" w:themeColor="text1"/>
+                <w:sz w:val="21"/>
+                <w:szCs w:val="21"/>
+              </w:rPr>
+            </w:pPr>
+            <w:r>
+              <w:rPr>
+                <w:rFonts w:ascii="Times New Roman" w:hAnsi="Times New Roman"/>
+                <w:color w:val="000000" w:themeColor="text1"/>
+                <w:sz w:val="21"/>
+                <w:szCs w:val="21"/>
+              </w:rPr>
+              <w:t>{%p else%}</w:t>
+            </w:r>
+          </w:p>
+          <w:p>
+            <w:pPr>
+              <w:spacing w:after="0" w:line="240" w:lineRule="auto"/>
+              <w:jc w:val="center"/>
+              <w:rPr>
+                <w:rFonts w:ascii="Times New Roman" w:hAnsi="Times New Roman"/>
+                <w:color w:val="000000" w:themeColor="text1"/>
+                <w:sz w:val="21"/>
+                <w:szCs w:val="21"/>
+              </w:rPr>
+            </w:pPr>
+            <w:r>
+              <w:rPr>
+                <w:rFonts w:ascii="Times New Roman" w:hAnsi="Times New Roman"/>
+                <w:color w:val="000000" w:themeColor="text1"/>
+                <w:sz w:val="21"/>
+                <w:szCs w:val="21"/>
+              </w:rPr>
+              <w:t>-</w:t>
+            </w:r>
+          </w:p>
+          <w:p>
+            <w:pPr>
               <w:tabs>
                 <w:tab w:val="left" w:pos="3495"/>
               </w:tabs>
@@ -7658,94 +7792,7 @@
             <w:r>
               <w:rPr>
                 <w:rFonts w:ascii="Times New Roman" w:hAnsi="Times New Roman"/>
-                <w:sz w:val="21"/>
-                <w:szCs w:val="21"/>
-              </w:rPr>
-              <w:t>{%p if a.evi_sum.regimen_R %}</w:t>
-            </w:r>
-          </w:p>
-          <w:p>
-            <w:pPr>
-              <w:tabs>
-                <w:tab w:val="left" w:pos="3495"/>
-              </w:tabs>
-              <w:spacing w:after="0" w:line="240" w:lineRule="auto"/>
-              <w:jc w:val="center"/>
-              <w:rPr>
-                <w:rFonts w:ascii="Times New Roman" w:hAnsi="Times New Roman"/>
-                <w:sz w:val="21"/>
-                <w:szCs w:val="21"/>
-              </w:rPr>
-            </w:pPr>
-            <w:r>
-              <w:rPr>
-                <w:rFonts w:ascii="Times New Roman" w:hAnsi="Times New Roman"/>
-                <w:sz w:val="21"/>
-                <w:szCs w:val="21"/>
-              </w:rPr>
-              <w:t>{{ a.evi_sum.regimen_R|xajdy_filter_regimen_level|xajdy_regimen_add_deng|replace(“\t”, “&lt;w:br/&gt;”)}}</w:t>
-            </w:r>
-          </w:p>
-          <w:p>
-            <w:pPr>
-              <w:tabs>
-                <w:tab w:val="left" w:pos="3495"/>
-              </w:tabs>
-              <w:spacing w:after="0" w:line="240" w:lineRule="auto"/>
-              <w:jc w:val="center"/>
-              <w:rPr>
-                <w:rFonts w:ascii="Times New Roman" w:hAnsi="Times New Roman"/>
-                <w:sz w:val="21"/>
-                <w:szCs w:val="21"/>
-              </w:rPr>
-            </w:pPr>
-            <w:r>
-              <w:rPr>
-                <w:rFonts w:ascii="Times New Roman" w:hAnsi="Times New Roman"/>
-                <w:sz w:val="21"/>
-                <w:szCs w:val="21"/>
-              </w:rPr>
-              <w:t>{%p else%}</w:t>
-            </w:r>
-          </w:p>
-          <w:p>
-            <w:pPr>
-              <w:tabs>
-                <w:tab w:val="left" w:pos="3495"/>
-              </w:tabs>
-              <w:spacing w:after="0" w:line="240" w:lineRule="auto"/>
-              <w:jc w:val="center"/>
-              <w:rPr>
-                <w:rFonts w:ascii="Times New Roman" w:hAnsi="Times New Roman"/>
-                <w:sz w:val="21"/>
-                <w:szCs w:val="21"/>
-              </w:rPr>
-            </w:pPr>
-            <w:r>
-              <w:rPr>
-                <w:rFonts w:ascii="Times New Roman" w:hAnsi="Times New Roman"/>
-                <w:sz w:val="21"/>
-                <w:szCs w:val="21"/>
-              </w:rPr>
-              <w:t>-</w:t>
-            </w:r>
-          </w:p>
-          <w:p>
-            <w:pPr>
-              <w:tabs>
-                <w:tab w:val="left" w:pos="3495"/>
-              </w:tabs>
-              <w:spacing w:after="0" w:line="240" w:lineRule="auto"/>
-              <w:jc w:val="center"/>
-              <w:rPr>
-                <w:rFonts w:ascii="Times New Roman" w:hAnsi="Times New Roman"/>
-                <w:sz w:val="21"/>
-                <w:szCs w:val="21"/>
-              </w:rPr>
-            </w:pPr>
-            <w:r>
-              <w:rPr>
-                <w:rFonts w:ascii="Times New Roman" w:hAnsi="Times New Roman"/>
+                <w:color w:val="000000" w:themeColor="text1"/>
                 <w:sz w:val="21"/>
                 <w:szCs w:val="21"/>
               </w:rPr>
@@ -19795,7 +19842,7 @@
 </file>
 
 <file path=word/endnotes.xml><?xml version="1.0" encoding="utf-8"?>
-<w:endnotes xmlns:wpc="http://schemas.microsoft.com/office/word/2010/wordprocessingCanvas" xmlns:cx="http://schemas.microsoft.com/office/drawing/2014/chartex" xmlns:cx1="http://schemas.microsoft.com/office/drawing/2015/9/8/chartex" xmlns:cx2="http://schemas.microsoft.com/office/drawing/2015/10/21/chartex" xmlns:cx3="http://schemas.microsoft.com/office/drawing/2016/5/9/chartex" xmlns:cx4="http://schemas.microsoft.com/office/drawing/2016/5/10/chartex" xmlns:cx5="http://schemas.microsoft.com/office/drawing/2016/5/11/chartex" xmlns:cx6="http://schemas.microsoft.com/office/drawing/2016/5/12/chartex" xmlns:cx7="http://schemas.microsoft.com/office/drawing/2016/5/13/chartex" xmlns:cx8="http://schemas.microsoft.com/office/drawing/2016/5/14/chartex" xmlns:mc="http://schemas.openxmlformats.org/markup-compatibility/2006" xmlns:aink="http://schemas.microsoft.com/office/drawing/2016/ink" xmlns:am3d="http://schemas.microsoft.com/office/drawing/2017/model3d" xmlns:o="urn:schemas-microsoft-com:office:office" xmlns:r="http://schemas.openxmlformats.org/officeDocument/2006/relationships" xmlns:m="http://schemas.openxmlformats.org/officeDocument/2006/math" xmlns:v="urn:schemas-microsoft-com:vml" xmlns:wp14="http://schemas.microsoft.com/office/word/2010/wordprocessingDrawing" xmlns:wp="http://schemas.openxmlformats.org/drawingml/2006/wordprocessingDrawing" xmlns:w10="urn:schemas-microsoft-com:office:word" xmlns:w="http://schemas.openxmlformats.org/wordprocessingml/2006/main" xmlns:w14="http://schemas.microsoft.com/office/word/2010/wordml" xmlns:w15="http://schemas.microsoft.com/office/word/2012/wordml" xmlns:w16cex="http://schemas.microsoft.com/office/word/2018/wordml/cex" xmlns:w16cid="http://schemas.microsoft.com/office/word/2016/wordml/cid" xmlns:w16="http://schemas.microsoft.com/office/word/2018/wordml" xmlns:w16sdtdh="http://schemas.microsoft.com/office/word/2020/wordml/sdtdatahash" xmlns:w16se="http://schemas.microsoft.com/office/word/2015/wordml/symex" xmlns:wpg="http://schemas.microsoft.com/office/word/2010/wordprocessingGroup" xmlns:wpi="http://schemas.microsoft.com/office/word/2010/wordprocessingInk" xmlns:wne="http://schemas.microsoft.com/office/word/2006/wordml" xmlns:wps="http://schemas.microsoft.com/office/word/2010/wordprocessingShape" mc:Ignorable="w14 w15 w16se w16cid w16 w16cex w16sdtdh wp14">
+<w:endnotes xmlns:wpc="http://schemas.microsoft.com/office/word/2010/wordprocessingCanvas" xmlns:cx="http://schemas.microsoft.com/office/drawing/2014/chartex" xmlns:cx1="http://schemas.microsoft.com/office/drawing/2015/9/8/chartex" xmlns:cx2="http://schemas.microsoft.com/office/drawing/2015/10/21/chartex" xmlns:cx3="http://schemas.microsoft.com/office/drawing/2016/5/9/chartex" xmlns:cx4="http://schemas.microsoft.com/office/drawing/2016/5/10/chartex" xmlns:cx5="http://schemas.microsoft.com/office/drawing/2016/5/11/chartex" xmlns:cx6="http://schemas.microsoft.com/office/drawing/2016/5/12/chartex" xmlns:cx7="http://schemas.microsoft.com/office/drawing/2016/5/13/chartex" xmlns:cx8="http://schemas.microsoft.com/office/drawing/2016/5/14/chartex" xmlns:mc="http://schemas.openxmlformats.org/markup-compatibility/2006" xmlns:aink="http://schemas.microsoft.com/office/drawing/2016/ink" xmlns:am3d="http://schemas.microsoft.com/office/drawing/2017/model3d" xmlns:o="urn:schemas-microsoft-com:office:office" xmlns:oel="http://schemas.microsoft.com/office/2019/extlst" xmlns:r="http://schemas.openxmlformats.org/officeDocument/2006/relationships" xmlns:m="http://schemas.openxmlformats.org/officeDocument/2006/math" xmlns:v="urn:schemas-microsoft-com:vml" xmlns:wp14="http://schemas.microsoft.com/office/word/2010/wordprocessingDrawing" xmlns:wp="http://schemas.openxmlformats.org/drawingml/2006/wordprocessingDrawing" xmlns:w10="urn:schemas-microsoft-com:office:word" xmlns:w="http://schemas.openxmlformats.org/wordprocessingml/2006/main" xmlns:w14="http://schemas.microsoft.com/office/word/2010/wordml" xmlns:w15="http://schemas.microsoft.com/office/word/2012/wordml" xmlns:w16cex="http://schemas.microsoft.com/office/word/2018/wordml/cex" xmlns:w16cid="http://schemas.microsoft.com/office/word/2016/wordml/cid" xmlns:w16="http://schemas.microsoft.com/office/word/2018/wordml" xmlns:w16sdtdh="http://schemas.microsoft.com/office/word/2020/wordml/sdtdatahash" xmlns:w16se="http://schemas.microsoft.com/office/word/2015/wordml/symex" xmlns:wpg="http://schemas.microsoft.com/office/word/2010/wordprocessingGroup" xmlns:wpi="http://schemas.microsoft.com/office/word/2010/wordprocessingInk" xmlns:wne="http://schemas.microsoft.com/office/word/2006/wordml" xmlns:wps="http://schemas.microsoft.com/office/word/2010/wordprocessingShape" mc:Ignorable="w14 w15 w16se w16cid w16 w16cex w16sdtdh wp14">
   <w:endnote w:type="separator" w:id="-1">
     <w:p>
       <w:pPr>
@@ -19820,7 +19867,7 @@
 </file>
 
 <file path=word/footer1.xml><?xml version="1.0" encoding="utf-8"?>
-<w:ftr xmlns:wpc="http://schemas.microsoft.com/office/word/2010/wordprocessingCanvas" xmlns:cx="http://schemas.microsoft.com/office/drawing/2014/chartex" xmlns:cx1="http://schemas.microsoft.com/office/drawing/2015/9/8/chartex" xmlns:cx2="http://schemas.microsoft.com/office/drawing/2015/10/21/chartex" xmlns:cx3="http://schemas.microsoft.com/office/drawing/2016/5/9/chartex" xmlns:cx4="http://schemas.microsoft.com/office/drawing/2016/5/10/chartex" xmlns:cx5="http://schemas.microsoft.com/office/drawing/2016/5/11/chartex" xmlns:cx6="http://schemas.microsoft.com/office/drawing/2016/5/12/chartex" xmlns:cx7="http://schemas.microsoft.com/office/drawing/2016/5/13/chartex" xmlns:cx8="http://schemas.microsoft.com/office/drawing/2016/5/14/chartex" xmlns:mc="http://schemas.openxmlformats.org/markup-compatibility/2006" xmlns:aink="http://schemas.microsoft.com/office/drawing/2016/ink" xmlns:am3d="http://schemas.microsoft.com/office/drawing/2017/model3d" xmlns:o="urn:schemas-microsoft-com:office:office" xmlns:r="http://schemas.openxmlformats.org/officeDocument/2006/relationships" xmlns:m="http://schemas.openxmlformats.org/officeDocument/2006/math" xmlns:v="urn:schemas-microsoft-com:vml" xmlns:wp14="http://schemas.microsoft.com/office/word/2010/wordprocessingDrawing" xmlns:wp="http://schemas.openxmlformats.org/drawingml/2006/wordprocessingDrawing" xmlns:w10="urn:schemas-microsoft-com:office:word" xmlns:w="http://schemas.openxmlformats.org/wordprocessingml/2006/main" xmlns:w14="http://schemas.microsoft.com/office/word/2010/wordml" xmlns:w15="http://schemas.microsoft.com/office/word/2012/wordml" xmlns:w16cex="http://schemas.microsoft.com/office/word/2018/wordml/cex" xmlns:w16cid="http://schemas.microsoft.com/office/word/2016/wordml/cid" xmlns:w16="http://schemas.microsoft.com/office/word/2018/wordml" xmlns:w16sdtdh="http://schemas.microsoft.com/office/word/2020/wordml/sdtdatahash" xmlns:w16se="http://schemas.microsoft.com/office/word/2015/wordml/symex" xmlns:wpg="http://schemas.microsoft.com/office/word/2010/wordprocessingGroup" xmlns:wpi="http://schemas.microsoft.com/office/word/2010/wordprocessingInk" xmlns:wne="http://schemas.microsoft.com/office/word/2006/wordml" xmlns:wps="http://schemas.microsoft.com/office/word/2010/wordprocessingShape" mc:Ignorable="w14 w15 w16se w16cid w16 w16cex w16sdtdh wp14">
+<w:ftr xmlns:wpc="http://schemas.microsoft.com/office/word/2010/wordprocessingCanvas" xmlns:cx="http://schemas.microsoft.com/office/drawing/2014/chartex" xmlns:cx1="http://schemas.microsoft.com/office/drawing/2015/9/8/chartex" xmlns:cx2="http://schemas.microsoft.com/office/drawing/2015/10/21/chartex" xmlns:cx3="http://schemas.microsoft.com/office/drawing/2016/5/9/chartex" xmlns:cx4="http://schemas.microsoft.com/office/drawing/2016/5/10/chartex" xmlns:cx5="http://schemas.microsoft.com/office/drawing/2016/5/11/chartex" xmlns:cx6="http://schemas.microsoft.com/office/drawing/2016/5/12/chartex" xmlns:cx7="http://schemas.microsoft.com/office/drawing/2016/5/13/chartex" xmlns:cx8="http://schemas.microsoft.com/office/drawing/2016/5/14/chartex" xmlns:mc="http://schemas.openxmlformats.org/markup-compatibility/2006" xmlns:aink="http://schemas.microsoft.com/office/drawing/2016/ink" xmlns:am3d="http://schemas.microsoft.com/office/drawing/2017/model3d" xmlns:o="urn:schemas-microsoft-com:office:office" xmlns:oel="http://schemas.microsoft.com/office/2019/extlst" xmlns:r="http://schemas.openxmlformats.org/officeDocument/2006/relationships" xmlns:m="http://schemas.openxmlformats.org/officeDocument/2006/math" xmlns:v="urn:schemas-microsoft-com:vml" xmlns:wp14="http://schemas.microsoft.com/office/word/2010/wordprocessingDrawing" xmlns:wp="http://schemas.openxmlformats.org/drawingml/2006/wordprocessingDrawing" xmlns:w10="urn:schemas-microsoft-com:office:word" xmlns:w="http://schemas.openxmlformats.org/wordprocessingml/2006/main" xmlns:w14="http://schemas.microsoft.com/office/word/2010/wordml" xmlns:w15="http://schemas.microsoft.com/office/word/2012/wordml" xmlns:w16cex="http://schemas.microsoft.com/office/word/2018/wordml/cex" xmlns:w16cid="http://schemas.microsoft.com/office/word/2016/wordml/cid" xmlns:w16="http://schemas.microsoft.com/office/word/2018/wordml" xmlns:w16sdtdh="http://schemas.microsoft.com/office/word/2020/wordml/sdtdatahash" xmlns:w16se="http://schemas.microsoft.com/office/word/2015/wordml/symex" xmlns:wpg="http://schemas.microsoft.com/office/word/2010/wordprocessingGroup" xmlns:wpi="http://schemas.microsoft.com/office/word/2010/wordprocessingInk" xmlns:wne="http://schemas.microsoft.com/office/word/2006/wordml" xmlns:wps="http://schemas.microsoft.com/office/word/2010/wordprocessingShape" mc:Ignorable="w14 w15 w16se w16cid w16 w16cex w16sdtdh wp14">
   <w:p>
     <w:pPr>
       <w:pStyle w:val="Default"/>
@@ -20273,6 +20320,7 @@
     <w:pPr>
       <w:pStyle w:val="a8"/>
       <w:rPr>
+        <w:rFonts w:hint="eastAsia"/>
         <w:lang w:val="en-US"/>
       </w:rPr>
     </w:pPr>
@@ -20281,7 +20329,7 @@
 </file>
 
 <file path=word/footer2.xml><?xml version="1.0" encoding="utf-8"?>
-<w:ftr xmlns:wpc="http://schemas.microsoft.com/office/word/2010/wordprocessingCanvas" xmlns:cx="http://schemas.microsoft.com/office/drawing/2014/chartex" xmlns:cx1="http://schemas.microsoft.com/office/drawing/2015/9/8/chartex" xmlns:cx2="http://schemas.microsoft.com/office/drawing/2015/10/21/chartex" xmlns:cx3="http://schemas.microsoft.com/office/drawing/2016/5/9/chartex" xmlns:cx4="http://schemas.microsoft.com/office/drawing/2016/5/10/chartex" xmlns:cx5="http://schemas.microsoft.com/office/drawing/2016/5/11/chartex" xmlns:cx6="http://schemas.microsoft.com/office/drawing/2016/5/12/chartex" xmlns:cx7="http://schemas.microsoft.com/office/drawing/2016/5/13/chartex" xmlns:cx8="http://schemas.microsoft.com/office/drawing/2016/5/14/chartex" xmlns:mc="http://schemas.openxmlformats.org/markup-compatibility/2006" xmlns:aink="http://schemas.microsoft.com/office/drawing/2016/ink" xmlns:am3d="http://schemas.microsoft.com/office/drawing/2017/model3d" xmlns:o="urn:schemas-microsoft-com:office:office" xmlns:r="http://schemas.openxmlformats.org/officeDocument/2006/relationships" xmlns:m="http://schemas.openxmlformats.org/officeDocument/2006/math" xmlns:v="urn:schemas-microsoft-com:vml" xmlns:wp14="http://schemas.microsoft.com/office/word/2010/wordprocessingDrawing" xmlns:wp="http://schemas.openxmlformats.org/drawingml/2006/wordprocessingDrawing" xmlns:w10="urn:schemas-microsoft-com:office:word" xmlns:w="http://schemas.openxmlformats.org/wordprocessingml/2006/main" xmlns:w14="http://schemas.microsoft.com/office/word/2010/wordml" xmlns:w15="http://schemas.microsoft.com/office/word/2012/wordml" xmlns:w16cex="http://schemas.microsoft.com/office/word/2018/wordml/cex" xmlns:w16cid="http://schemas.microsoft.com/office/word/2016/wordml/cid" xmlns:w16="http://schemas.microsoft.com/office/word/2018/wordml" xmlns:w16sdtdh="http://schemas.microsoft.com/office/word/2020/wordml/sdtdatahash" xmlns:w16se="http://schemas.microsoft.com/office/word/2015/wordml/symex" xmlns:wpg="http://schemas.microsoft.com/office/word/2010/wordprocessingGroup" xmlns:wpi="http://schemas.microsoft.com/office/word/2010/wordprocessingInk" xmlns:wne="http://schemas.microsoft.com/office/word/2006/wordml" xmlns:wps="http://schemas.microsoft.com/office/word/2010/wordprocessingShape" mc:Ignorable="w14 w15 w16se w16cid w16 w16cex w16sdtdh wp14">
+<w:ftr xmlns:wpc="http://schemas.microsoft.com/office/word/2010/wordprocessingCanvas" xmlns:cx="http://schemas.microsoft.com/office/drawing/2014/chartex" xmlns:cx1="http://schemas.microsoft.com/office/drawing/2015/9/8/chartex" xmlns:cx2="http://schemas.microsoft.com/office/drawing/2015/10/21/chartex" xmlns:cx3="http://schemas.microsoft.com/office/drawing/2016/5/9/chartex" xmlns:cx4="http://schemas.microsoft.com/office/drawing/2016/5/10/chartex" xmlns:cx5="http://schemas.microsoft.com/office/drawing/2016/5/11/chartex" xmlns:cx6="http://schemas.microsoft.com/office/drawing/2016/5/12/chartex" xmlns:cx7="http://schemas.microsoft.com/office/drawing/2016/5/13/chartex" xmlns:cx8="http://schemas.microsoft.com/office/drawing/2016/5/14/chartex" xmlns:mc="http://schemas.openxmlformats.org/markup-compatibility/2006" xmlns:aink="http://schemas.microsoft.com/office/drawing/2016/ink" xmlns:am3d="http://schemas.microsoft.com/office/drawing/2017/model3d" xmlns:o="urn:schemas-microsoft-com:office:office" xmlns:oel="http://schemas.microsoft.com/office/2019/extlst" xmlns:r="http://schemas.openxmlformats.org/officeDocument/2006/relationships" xmlns:m="http://schemas.openxmlformats.org/officeDocument/2006/math" xmlns:v="urn:schemas-microsoft-com:vml" xmlns:wp14="http://schemas.microsoft.com/office/word/2010/wordprocessingDrawing" xmlns:wp="http://schemas.openxmlformats.org/drawingml/2006/wordprocessingDrawing" xmlns:w10="urn:schemas-microsoft-com:office:word" xmlns:w="http://schemas.openxmlformats.org/wordprocessingml/2006/main" xmlns:w14="http://schemas.microsoft.com/office/word/2010/wordml" xmlns:w15="http://schemas.microsoft.com/office/word/2012/wordml" xmlns:w16cex="http://schemas.microsoft.com/office/word/2018/wordml/cex" xmlns:w16cid="http://schemas.microsoft.com/office/word/2016/wordml/cid" xmlns:w16="http://schemas.microsoft.com/office/word/2018/wordml" xmlns:w16sdtdh="http://schemas.microsoft.com/office/word/2020/wordml/sdtdatahash" xmlns:w16se="http://schemas.microsoft.com/office/word/2015/wordml/symex" xmlns:wpg="http://schemas.microsoft.com/office/word/2010/wordprocessingGroup" xmlns:wpi="http://schemas.microsoft.com/office/word/2010/wordprocessingInk" xmlns:wne="http://schemas.microsoft.com/office/word/2006/wordml" xmlns:wps="http://schemas.microsoft.com/office/word/2010/wordprocessingShape" mc:Ignorable="w14 w15 w16se w16cid w16 w16cex w16sdtdh wp14">
   <w:p>
     <w:pPr>
       <w:pStyle w:val="Default"/>
@@ -20744,6 +20792,7 @@
       <w:pStyle w:val="a8"/>
       <w:jc w:val="center"/>
       <w:rPr>
+        <w:rFonts w:hint="eastAsia"/>
         <w:color w:val="auto"/>
         <w:lang w:val="en-US"/>
       </w:rPr>
@@ -20754,6 +20803,7 @@
       <w:pStyle w:val="a8"/>
       <w:jc w:val="center"/>
       <w:rPr>
+        <w:rFonts w:hint="eastAsia"/>
         <w:lang w:val="en-US"/>
       </w:rPr>
     </w:pPr>
@@ -20762,6 +20812,7 @@
     <w:pPr>
       <w:pStyle w:val="a8"/>
       <w:rPr>
+        <w:rFonts w:hint="eastAsia"/>
         <w:lang w:val="en-US"/>
       </w:rPr>
     </w:pPr>
@@ -20770,6 +20821,7 @@
     <w:pPr>
       <w:pStyle w:val="a8"/>
       <w:rPr>
+        <w:rFonts w:hint="eastAsia"/>
         <w:lang w:val="en-US"/>
       </w:rPr>
     </w:pPr>
@@ -20778,7 +20830,7 @@
 </file>
 
 <file path=word/footnotes.xml><?xml version="1.0" encoding="utf-8"?>
-<w:footnotes xmlns:wpc="http://schemas.microsoft.com/office/word/2010/wordprocessingCanvas" xmlns:cx="http://schemas.microsoft.com/office/drawing/2014/chartex" xmlns:cx1="http://schemas.microsoft.com/office/drawing/2015/9/8/chartex" xmlns:cx2="http://schemas.microsoft.com/office/drawing/2015/10/21/chartex" xmlns:cx3="http://schemas.microsoft.com/office/drawing/2016/5/9/chartex" xmlns:cx4="http://schemas.microsoft.com/office/drawing/2016/5/10/chartex" xmlns:cx5="http://schemas.microsoft.com/office/drawing/2016/5/11/chartex" xmlns:cx6="http://schemas.microsoft.com/office/drawing/2016/5/12/chartex" xmlns:cx7="http://schemas.microsoft.com/office/drawing/2016/5/13/chartex" xmlns:cx8="http://schemas.microsoft.com/office/drawing/2016/5/14/chartex" xmlns:mc="http://schemas.openxmlformats.org/markup-compatibility/2006" xmlns:aink="http://schemas.microsoft.com/office/drawing/2016/ink" xmlns:am3d="http://schemas.microsoft.com/office/drawing/2017/model3d" xmlns:o="urn:schemas-microsoft-com:office:office" xmlns:r="http://schemas.openxmlformats.org/officeDocument/2006/relationships" xmlns:m="http://schemas.openxmlformats.org/officeDocument/2006/math" xmlns:v="urn:schemas-microsoft-com:vml" xmlns:wp14="http://schemas.microsoft.com/office/word/2010/wordprocessingDrawing" xmlns:wp="http://schemas.openxmlformats.org/drawingml/2006/wordprocessingDrawing" xmlns:w10="urn:schemas-microsoft-com:office:word" xmlns:w="http://schemas.openxmlformats.org/wordprocessingml/2006/main" xmlns:w14="http://schemas.microsoft.com/office/word/2010/wordml" xmlns:w15="http://schemas.microsoft.com/office/word/2012/wordml" xmlns:w16cex="http://schemas.microsoft.com/office/word/2018/wordml/cex" xmlns:w16cid="http://schemas.microsoft.com/office/word/2016/wordml/cid" xmlns:w16="http://schemas.microsoft.com/office/word/2018/wordml" xmlns:w16sdtdh="http://schemas.microsoft.com/office/word/2020/wordml/sdtdatahash" xmlns:w16se="http://schemas.microsoft.com/office/word/2015/wordml/symex" xmlns:wpg="http://schemas.microsoft.com/office/word/2010/wordprocessingGroup" xmlns:wpi="http://schemas.microsoft.com/office/word/2010/wordprocessingInk" xmlns:wne="http://schemas.microsoft.com/office/word/2006/wordml" xmlns:wps="http://schemas.microsoft.com/office/word/2010/wordprocessingShape" mc:Ignorable="w14 w15 w16se w16cid w16 w16cex w16sdtdh wp14">
+<w:footnotes xmlns:wpc="http://schemas.microsoft.com/office/word/2010/wordprocessingCanvas" xmlns:cx="http://schemas.microsoft.com/office/drawing/2014/chartex" xmlns:cx1="http://schemas.microsoft.com/office/drawing/2015/9/8/chartex" xmlns:cx2="http://schemas.microsoft.com/office/drawing/2015/10/21/chartex" xmlns:cx3="http://schemas.microsoft.com/office/drawing/2016/5/9/chartex" xmlns:cx4="http://schemas.microsoft.com/office/drawing/2016/5/10/chartex" xmlns:cx5="http://schemas.microsoft.com/office/drawing/2016/5/11/chartex" xmlns:cx6="http://schemas.microsoft.com/office/drawing/2016/5/12/chartex" xmlns:cx7="http://schemas.microsoft.com/office/drawing/2016/5/13/chartex" xmlns:cx8="http://schemas.microsoft.com/office/drawing/2016/5/14/chartex" xmlns:mc="http://schemas.openxmlformats.org/markup-compatibility/2006" xmlns:aink="http://schemas.microsoft.com/office/drawing/2016/ink" xmlns:am3d="http://schemas.microsoft.com/office/drawing/2017/model3d" xmlns:o="urn:schemas-microsoft-com:office:office" xmlns:oel="http://schemas.microsoft.com/office/2019/extlst" xmlns:r="http://schemas.openxmlformats.org/officeDocument/2006/relationships" xmlns:m="http://schemas.openxmlformats.org/officeDocument/2006/math" xmlns:v="urn:schemas-microsoft-com:vml" xmlns:wp14="http://schemas.microsoft.com/office/word/2010/wordprocessingDrawing" xmlns:wp="http://schemas.openxmlformats.org/drawingml/2006/wordprocessingDrawing" xmlns:w10="urn:schemas-microsoft-com:office:word" xmlns:w="http://schemas.openxmlformats.org/wordprocessingml/2006/main" xmlns:w14="http://schemas.microsoft.com/office/word/2010/wordml" xmlns:w15="http://schemas.microsoft.com/office/word/2012/wordml" xmlns:w16cex="http://schemas.microsoft.com/office/word/2018/wordml/cex" xmlns:w16cid="http://schemas.microsoft.com/office/word/2016/wordml/cid" xmlns:w16="http://schemas.microsoft.com/office/word/2018/wordml" xmlns:w16sdtdh="http://schemas.microsoft.com/office/word/2020/wordml/sdtdatahash" xmlns:w16se="http://schemas.microsoft.com/office/word/2015/wordml/symex" xmlns:wpg="http://schemas.microsoft.com/office/word/2010/wordprocessingGroup" xmlns:wpi="http://schemas.microsoft.com/office/word/2010/wordprocessingInk" xmlns:wne="http://schemas.microsoft.com/office/word/2006/wordml" xmlns:wps="http://schemas.microsoft.com/office/word/2010/wordprocessingShape" mc:Ignorable="w14 w15 w16se w16cid w16 w16cex w16sdtdh wp14">
   <w:footnote w:type="separator" w:id="-1">
     <w:p>
       <w:pPr>
@@ -20803,7 +20855,7 @@
 </file>
 
 <file path=word/header1.xml><?xml version="1.0" encoding="utf-8"?>
-<w:hdr xmlns:wpc="http://schemas.microsoft.com/office/word/2010/wordprocessingCanvas" xmlns:cx="http://schemas.microsoft.com/office/drawing/2014/chartex" xmlns:cx1="http://schemas.microsoft.com/office/drawing/2015/9/8/chartex" xmlns:cx2="http://schemas.microsoft.com/office/drawing/2015/10/21/chartex" xmlns:cx3="http://schemas.microsoft.com/office/drawing/2016/5/9/chartex" xmlns:cx4="http://schemas.microsoft.com/office/drawing/2016/5/10/chartex" xmlns:cx5="http://schemas.microsoft.com/office/drawing/2016/5/11/chartex" xmlns:cx6="http://schemas.microsoft.com/office/drawing/2016/5/12/chartex" xmlns:cx7="http://schemas.microsoft.com/office/drawing/2016/5/13/chartex" xmlns:cx8="http://schemas.microsoft.com/office/drawing/2016/5/14/chartex" xmlns:mc="http://schemas.openxmlformats.org/markup-compatibility/2006" xmlns:aink="http://schemas.microsoft.com/office/drawing/2016/ink" xmlns:am3d="http://schemas.microsoft.com/office/drawing/2017/model3d" xmlns:o="urn:schemas-microsoft-com:office:office" xmlns:r="http://schemas.openxmlformats.org/officeDocument/2006/relationships" xmlns:m="http://schemas.openxmlformats.org/officeDocument/2006/math" xmlns:v="urn:schemas-microsoft-com:vml" xmlns:wp14="http://schemas.microsoft.com/office/word/2010/wordprocessingDrawing" xmlns:wp="http://schemas.openxmlformats.org/drawingml/2006/wordprocessingDrawing" xmlns:w10="urn:schemas-microsoft-com:office:word" xmlns:w="http://schemas.openxmlformats.org/wordprocessingml/2006/main" xmlns:w14="http://schemas.microsoft.com/office/word/2010/wordml" xmlns:w15="http://schemas.microsoft.com/office/word/2012/wordml" xmlns:w16cex="http://schemas.microsoft.com/office/word/2018/wordml/cex" xmlns:w16cid="http://schemas.microsoft.com/office/word/2016/wordml/cid" xmlns:w16="http://schemas.microsoft.com/office/word/2018/wordml" xmlns:w16sdtdh="http://schemas.microsoft.com/office/word/2020/wordml/sdtdatahash" xmlns:w16se="http://schemas.microsoft.com/office/word/2015/wordml/symex" xmlns:wpg="http://schemas.microsoft.com/office/word/2010/wordprocessingGroup" xmlns:wpi="http://schemas.microsoft.com/office/word/2010/wordprocessingInk" xmlns:wne="http://schemas.microsoft.com/office/word/2006/wordml" xmlns:wps="http://schemas.microsoft.com/office/word/2010/wordprocessingShape" mc:Ignorable="w14 w15 w16se w16cid w16 w16cex w16sdtdh wp14">
+<w:hdr xmlns:wpc="http://schemas.microsoft.com/office/word/2010/wordprocessingCanvas" xmlns:cx="http://schemas.microsoft.com/office/drawing/2014/chartex" xmlns:cx1="http://schemas.microsoft.com/office/drawing/2015/9/8/chartex" xmlns:cx2="http://schemas.microsoft.com/office/drawing/2015/10/21/chartex" xmlns:cx3="http://schemas.microsoft.com/office/drawing/2016/5/9/chartex" xmlns:cx4="http://schemas.microsoft.com/office/drawing/2016/5/10/chartex" xmlns:cx5="http://schemas.microsoft.com/office/drawing/2016/5/11/chartex" xmlns:cx6="http://schemas.microsoft.com/office/drawing/2016/5/12/chartex" xmlns:cx7="http://schemas.microsoft.com/office/drawing/2016/5/13/chartex" xmlns:cx8="http://schemas.microsoft.com/office/drawing/2016/5/14/chartex" xmlns:mc="http://schemas.openxmlformats.org/markup-compatibility/2006" xmlns:aink="http://schemas.microsoft.com/office/drawing/2016/ink" xmlns:am3d="http://schemas.microsoft.com/office/drawing/2017/model3d" xmlns:o="urn:schemas-microsoft-com:office:office" xmlns:oel="http://schemas.microsoft.com/office/2019/extlst" xmlns:r="http://schemas.openxmlformats.org/officeDocument/2006/relationships" xmlns:m="http://schemas.openxmlformats.org/officeDocument/2006/math" xmlns:v="urn:schemas-microsoft-com:vml" xmlns:wp14="http://schemas.microsoft.com/office/word/2010/wordprocessingDrawing" xmlns:wp="http://schemas.openxmlformats.org/drawingml/2006/wordprocessingDrawing" xmlns:w10="urn:schemas-microsoft-com:office:word" xmlns:w="http://schemas.openxmlformats.org/wordprocessingml/2006/main" xmlns:w14="http://schemas.microsoft.com/office/word/2010/wordml" xmlns:w15="http://schemas.microsoft.com/office/word/2012/wordml" xmlns:w16cex="http://schemas.microsoft.com/office/word/2018/wordml/cex" xmlns:w16cid="http://schemas.microsoft.com/office/word/2016/wordml/cid" xmlns:w16="http://schemas.microsoft.com/office/word/2018/wordml" xmlns:w16sdtdh="http://schemas.microsoft.com/office/word/2020/wordml/sdtdatahash" xmlns:w16se="http://schemas.microsoft.com/office/word/2015/wordml/symex" xmlns:wpg="http://schemas.microsoft.com/office/word/2010/wordprocessingGroup" xmlns:wpi="http://schemas.microsoft.com/office/word/2010/wordprocessingInk" xmlns:wne="http://schemas.microsoft.com/office/word/2006/wordml" xmlns:wps="http://schemas.microsoft.com/office/word/2010/wordprocessingShape" mc:Ignorable="w14 w15 w16se w16cid w16 w16cex w16sdtdh wp14">
   <w:tbl>
     <w:tblPr>
       <w:tblW w:w="5000" w:type="pct"/>
@@ -21084,7 +21136,7 @@
 </file>
 
 <file path=word/header2.xml><?xml version="1.0" encoding="utf-8"?>
-<w:hdr xmlns:wpc="http://schemas.microsoft.com/office/word/2010/wordprocessingCanvas" xmlns:cx="http://schemas.microsoft.com/office/drawing/2014/chartex" xmlns:cx1="http://schemas.microsoft.com/office/drawing/2015/9/8/chartex" xmlns:cx2="http://schemas.microsoft.com/office/drawing/2015/10/21/chartex" xmlns:cx3="http://schemas.microsoft.com/office/drawing/2016/5/9/chartex" xmlns:cx4="http://schemas.microsoft.com/office/drawing/2016/5/10/chartex" xmlns:cx5="http://schemas.microsoft.com/office/drawing/2016/5/11/chartex" xmlns:cx6="http://schemas.microsoft.com/office/drawing/2016/5/12/chartex" xmlns:cx7="http://schemas.microsoft.com/office/drawing/2016/5/13/chartex" xmlns:cx8="http://schemas.microsoft.com/office/drawing/2016/5/14/chartex" xmlns:mc="http://schemas.openxmlformats.org/markup-compatibility/2006" xmlns:aink="http://schemas.microsoft.com/office/drawing/2016/ink" xmlns:am3d="http://schemas.microsoft.com/office/drawing/2017/model3d" xmlns:o="urn:schemas-microsoft-com:office:office" xmlns:r="http://schemas.openxmlformats.org/officeDocument/2006/relationships" xmlns:m="http://schemas.openxmlformats.org/officeDocument/2006/math" xmlns:v="urn:schemas-microsoft-com:vml" xmlns:wp14="http://schemas.microsoft.com/office/word/2010/wordprocessingDrawing" xmlns:wp="http://schemas.openxmlformats.org/drawingml/2006/wordprocessingDrawing" xmlns:w10="urn:schemas-microsoft-com:office:word" xmlns:w="http://schemas.openxmlformats.org/wordprocessingml/2006/main" xmlns:w14="http://schemas.microsoft.com/office/word/2010/wordml" xmlns:w15="http://schemas.microsoft.com/office/word/2012/wordml" xmlns:w16cex="http://schemas.microsoft.com/office/word/2018/wordml/cex" xmlns:w16cid="http://schemas.microsoft.com/office/word/2016/wordml/cid" xmlns:w16="http://schemas.microsoft.com/office/word/2018/wordml" xmlns:w16sdtdh="http://schemas.microsoft.com/office/word/2020/wordml/sdtdatahash" xmlns:w16se="http://schemas.microsoft.com/office/word/2015/wordml/symex" xmlns:wpg="http://schemas.microsoft.com/office/word/2010/wordprocessingGroup" xmlns:wpi="http://schemas.microsoft.com/office/word/2010/wordprocessingInk" xmlns:wne="http://schemas.microsoft.com/office/word/2006/wordml" xmlns:wps="http://schemas.microsoft.com/office/word/2010/wordprocessingShape" mc:Ignorable="w14 w15 w16se w16cid w16 w16cex w16sdtdh wp14">
+<w:hdr xmlns:wpc="http://schemas.microsoft.com/office/word/2010/wordprocessingCanvas" xmlns:cx="http://schemas.microsoft.com/office/drawing/2014/chartex" xmlns:cx1="http://schemas.microsoft.com/office/drawing/2015/9/8/chartex" xmlns:cx2="http://schemas.microsoft.com/office/drawing/2015/10/21/chartex" xmlns:cx3="http://schemas.microsoft.com/office/drawing/2016/5/9/chartex" xmlns:cx4="http://schemas.microsoft.com/office/drawing/2016/5/10/chartex" xmlns:cx5="http://schemas.microsoft.com/office/drawing/2016/5/11/chartex" xmlns:cx6="http://schemas.microsoft.com/office/drawing/2016/5/12/chartex" xmlns:cx7="http://schemas.microsoft.com/office/drawing/2016/5/13/chartex" xmlns:cx8="http://schemas.microsoft.com/office/drawing/2016/5/14/chartex" xmlns:mc="http://schemas.openxmlformats.org/markup-compatibility/2006" xmlns:aink="http://schemas.microsoft.com/office/drawing/2016/ink" xmlns:am3d="http://schemas.microsoft.com/office/drawing/2017/model3d" xmlns:o="urn:schemas-microsoft-com:office:office" xmlns:oel="http://schemas.microsoft.com/office/2019/extlst" xmlns:r="http://schemas.openxmlformats.org/officeDocument/2006/relationships" xmlns:m="http://schemas.openxmlformats.org/officeDocument/2006/math" xmlns:v="urn:schemas-microsoft-com:vml" xmlns:wp14="http://schemas.microsoft.com/office/word/2010/wordprocessingDrawing" xmlns:wp="http://schemas.openxmlformats.org/drawingml/2006/wordprocessingDrawing" xmlns:w10="urn:schemas-microsoft-com:office:word" xmlns:w="http://schemas.openxmlformats.org/wordprocessingml/2006/main" xmlns:w14="http://schemas.microsoft.com/office/word/2010/wordml" xmlns:w15="http://schemas.microsoft.com/office/word/2012/wordml" xmlns:w16cex="http://schemas.microsoft.com/office/word/2018/wordml/cex" xmlns:w16cid="http://schemas.microsoft.com/office/word/2016/wordml/cid" xmlns:w16="http://schemas.microsoft.com/office/word/2018/wordml" xmlns:w16sdtdh="http://schemas.microsoft.com/office/word/2020/wordml/sdtdatahash" xmlns:w16se="http://schemas.microsoft.com/office/word/2015/wordml/symex" xmlns:wpg="http://schemas.microsoft.com/office/word/2010/wordprocessingGroup" xmlns:wpi="http://schemas.microsoft.com/office/word/2010/wordprocessingInk" xmlns:wne="http://schemas.microsoft.com/office/word/2006/wordml" xmlns:wps="http://schemas.microsoft.com/office/word/2010/wordprocessingShape" mc:Ignorable="w14 w15 w16se w16cid w16 w16cex w16sdtdh wp14">
   <w:p>
     <w:pPr>
       <w:pStyle w:val="a9"/>
@@ -21107,7 +21159,7 @@
 </file>
 
 <file path=word/numbering.xml><?xml version="1.0" encoding="utf-8"?>
-<w:numbering xmlns:wpc="http://schemas.microsoft.com/office/word/2010/wordprocessingCanvas" xmlns:cx="http://schemas.microsoft.com/office/drawing/2014/chartex" xmlns:cx1="http://schemas.microsoft.com/office/drawing/2015/9/8/chartex" xmlns:cx2="http://schemas.microsoft.com/office/drawing/2015/10/21/chartex" xmlns:cx3="http://schemas.microsoft.com/office/drawing/2016/5/9/chartex" xmlns:cx4="http://schemas.microsoft.com/office/drawing/2016/5/10/chartex" xmlns:cx5="http://schemas.microsoft.com/office/drawing/2016/5/11/chartex" xmlns:cx6="http://schemas.microsoft.com/office/drawing/2016/5/12/chartex" xmlns:cx7="http://schemas.microsoft.com/office/drawing/2016/5/13/chartex" xmlns:cx8="http://schemas.microsoft.com/office/drawing/2016/5/14/chartex" xmlns:mc="http://schemas.openxmlformats.org/markup-compatibility/2006" xmlns:aink="http://schemas.microsoft.com/office/drawing/2016/ink" xmlns:am3d="http://schemas.microsoft.com/office/drawing/2017/model3d" xmlns:o="urn:schemas-microsoft-com:office:office" xmlns:r="http://schemas.openxmlformats.org/officeDocument/2006/relationships" xmlns:m="http://schemas.openxmlformats.org/officeDocument/2006/math" xmlns:v="urn:schemas-microsoft-com:vml" xmlns:wp14="http://schemas.microsoft.com/office/word/2010/wordprocessingDrawing" xmlns:wp="http://schemas.openxmlformats.org/drawingml/2006/wordprocessingDrawing" xmlns:w10="urn:schemas-microsoft-com:office:word" xmlns:w="http://schemas.openxmlformats.org/wordprocessingml/2006/main" xmlns:w14="http://schemas.microsoft.com/office/word/2010/wordml" xmlns:w15="http://schemas.microsoft.com/office/word/2012/wordml" xmlns:w16cex="http://schemas.microsoft.com/office/word/2018/wordml/cex" xmlns:w16cid="http://schemas.microsoft.com/office/word/2016/wordml/cid" xmlns:w16="http://schemas.microsoft.com/office/word/2018/wordml" xmlns:w16sdtdh="http://schemas.microsoft.com/office/word/2020/wordml/sdtdatahash" xmlns:w16se="http://schemas.microsoft.com/office/word/2015/wordml/symex" xmlns:wpg="http://schemas.microsoft.com/office/word/2010/wordprocessingGroup" xmlns:wpi="http://schemas.microsoft.com/office/word/2010/wordprocessingInk" xmlns:wne="http://schemas.microsoft.com/office/word/2006/wordml" xmlns:wps="http://schemas.microsoft.com/office/word/2010/wordprocessingShape" mc:Ignorable="w14 w15 w16se w16cid w16 w16cex w16sdtdh wp14">
+<w:numbering xmlns:wpc="http://schemas.microsoft.com/office/word/2010/wordprocessingCanvas" xmlns:cx="http://schemas.microsoft.com/office/drawing/2014/chartex" xmlns:cx1="http://schemas.microsoft.com/office/drawing/2015/9/8/chartex" xmlns:cx2="http://schemas.microsoft.com/office/drawing/2015/10/21/chartex" xmlns:cx3="http://schemas.microsoft.com/office/drawing/2016/5/9/chartex" xmlns:cx4="http://schemas.microsoft.com/office/drawing/2016/5/10/chartex" xmlns:cx5="http://schemas.microsoft.com/office/drawing/2016/5/11/chartex" xmlns:cx6="http://schemas.microsoft.com/office/drawing/2016/5/12/chartex" xmlns:cx7="http://schemas.microsoft.com/office/drawing/2016/5/13/chartex" xmlns:cx8="http://schemas.microsoft.com/office/drawing/2016/5/14/chartex" xmlns:mc="http://schemas.openxmlformats.org/markup-compatibility/2006" xmlns:aink="http://schemas.microsoft.com/office/drawing/2016/ink" xmlns:am3d="http://schemas.microsoft.com/office/drawing/2017/model3d" xmlns:o="urn:schemas-microsoft-com:office:office" xmlns:oel="http://schemas.microsoft.com/office/2019/extlst" xmlns:r="http://schemas.openxmlformats.org/officeDocument/2006/relationships" xmlns:m="http://schemas.openxmlformats.org/officeDocument/2006/math" xmlns:v="urn:schemas-microsoft-com:vml" xmlns:wp14="http://schemas.microsoft.com/office/word/2010/wordprocessingDrawing" xmlns:wp="http://schemas.openxmlformats.org/drawingml/2006/wordprocessingDrawing" xmlns:w10="urn:schemas-microsoft-com:office:word" xmlns:w="http://schemas.openxmlformats.org/wordprocessingml/2006/main" xmlns:w14="http://schemas.microsoft.com/office/word/2010/wordml" xmlns:w15="http://schemas.microsoft.com/office/word/2012/wordml" xmlns:w16cex="http://schemas.microsoft.com/office/word/2018/wordml/cex" xmlns:w16cid="http://schemas.microsoft.com/office/word/2016/wordml/cid" xmlns:w16="http://schemas.microsoft.com/office/word/2018/wordml" xmlns:w16sdtdh="http://schemas.microsoft.com/office/word/2020/wordml/sdtdatahash" xmlns:w16se="http://schemas.microsoft.com/office/word/2015/wordml/symex" xmlns:wpg="http://schemas.microsoft.com/office/word/2010/wordprocessingGroup" xmlns:wpi="http://schemas.microsoft.com/office/word/2010/wordprocessingInk" xmlns:wne="http://schemas.microsoft.com/office/word/2006/wordml" xmlns:wps="http://schemas.microsoft.com/office/word/2010/wordprocessingShape" mc:Ignorable="w14 w15 w16se w16cid w16 w16cex w16sdtdh wp14">
   <w:abstractNum w:abstractNumId="0" w15:restartNumberingAfterBreak="0">
     <w:nsid w:val="0F1C684D"/>
     <w:multiLevelType w:val="multilevel"/>
@@ -21287,10 +21339,10 @@
       </w:pPr>
     </w:lvl>
   </w:abstractNum>
-  <w:num w:numId="1">
+  <w:num w:numId="1" w16cid:durableId="784620284">
     <w:abstractNumId w:val="0"/>
   </w:num>
-  <w:num w:numId="2">
+  <w:num w:numId="2" w16cid:durableId="1611738335">
     <w:abstractNumId w:val="1"/>
     <w:lvlOverride w:ilvl="0">
       <w:startOverride w:val="1"/>
@@ -30534,6 +30586,10 @@
 </file>
 
 <file path=customXml/item1.xml><?xml version="1.0" encoding="utf-8"?>
+<b:Sources xmlns:b="http://schemas.openxmlformats.org/officeDocument/2006/bibliography" xmlns="http://schemas.openxmlformats.org/officeDocument/2006/bibliography" SelectedStyle="\APASixthEditionOfficeOnline.xsl" StyleName="APA" Version="6"/>
+</file>
+
+<file path=customXml/item2.xml><?xml version="1.0" encoding="utf-8"?>
 <s:customData xmlns="http://www.wps.cn/officeDocument/2013/wpsCustomData" xmlns:s="http://www.wps.cn/officeDocument/2013/wpsCustomData">
   <customSectProps/>
   <customShpExts>
@@ -30542,22 +30598,18 @@
 </s:customData>
 </file>
 
-<file path=customXml/item2.xml><?xml version="1.0" encoding="utf-8"?>
-<b:Sources xmlns:b="http://schemas.openxmlformats.org/officeDocument/2006/bibliography" xmlns="http://schemas.openxmlformats.org/officeDocument/2006/bibliography" SelectedStyle="\APASixthEditionOfficeOnline.xsl" StyleName="APA" Version="6"/>
+<file path=customXml/itemProps1.xml><?xml version="1.0" encoding="utf-8"?>
+<ds:datastoreItem xmlns:ds="http://schemas.openxmlformats.org/officeDocument/2006/customXml" ds:itemID="{32252A47-5B84-49D0-BFD8-00A30ACA46B3}">
+  <ds:schemaRefs>
+    <ds:schemaRef ds:uri="http://schemas.openxmlformats.org/officeDocument/2006/bibliography"/>
+  </ds:schemaRefs>
+</ds:datastoreItem>
 </file>
 
-<file path=customXml/itemProps1.xml><?xml version="1.0" encoding="utf-8"?>
+<file path=customXml/itemProps2.xml><?xml version="1.0" encoding="utf-8"?>
 <ds:datastoreItem xmlns:ds="http://schemas.openxmlformats.org/officeDocument/2006/customXml" ds:itemID="{B1977F7D-205B-4081-913C-38D41E755F92}">
   <ds:schemaRefs>
     <ds:schemaRef ds:uri="http://www.wps.cn/officeDocument/2013/wpsCustomData"/>
   </ds:schemaRefs>
 </ds:datastoreItem>
-</file>
-
-<file path=customXml/itemProps2.xml><?xml version="1.0" encoding="utf-8"?>
-<ds:datastoreItem xmlns:ds="http://schemas.openxmlformats.org/officeDocument/2006/customXml" ds:itemID="{32252A47-5B84-49D0-BFD8-00A30ACA46B3}">
-  <ds:schemaRefs>
-    <ds:schemaRef ds:uri="http://schemas.openxmlformats.org/officeDocument/2006/bibliography"/>
-  </ds:schemaRefs>
-</ds:datastoreItem>
 </file>
--- a/report_template/template_main/tBPTMPlus_CustomEdition_XAJDY_v1.0.1.docx
+++ b/report_template/template_main/tBPTMPlus_CustomEdition_XAJDY_v1.0.1.docx
@@ -1,6 +1,6 @@
 
 <file path=word/document.xml><?xml version="1.0" encoding="utf-8"?>
-<w:document xmlns:wpc="http://schemas.microsoft.com/office/word/2010/wordprocessingCanvas" xmlns:cx="http://schemas.microsoft.com/office/drawing/2014/chartex" xmlns:cx1="http://schemas.microsoft.com/office/drawing/2015/9/8/chartex" xmlns:cx2="http://schemas.microsoft.com/office/drawing/2015/10/21/chartex" xmlns:cx3="http://schemas.microsoft.com/office/drawing/2016/5/9/chartex" xmlns:cx4="http://schemas.microsoft.com/office/drawing/2016/5/10/chartex" xmlns:cx5="http://schemas.microsoft.com/office/drawing/2016/5/11/chartex" xmlns:cx6="http://schemas.microsoft.com/office/drawing/2016/5/12/chartex" xmlns:cx7="http://schemas.microsoft.com/office/drawing/2016/5/13/chartex" xmlns:cx8="http://schemas.microsoft.com/office/drawing/2016/5/14/chartex" xmlns:mc="http://schemas.openxmlformats.org/markup-compatibility/2006" xmlns:aink="http://schemas.microsoft.com/office/drawing/2016/ink" xmlns:am3d="http://schemas.microsoft.com/office/drawing/2017/model3d" xmlns:o="urn:schemas-microsoft-com:office:office" xmlns:oel="http://schemas.microsoft.com/office/2019/extlst" xmlns:r="http://schemas.openxmlformats.org/officeDocument/2006/relationships" xmlns:m="http://schemas.openxmlformats.org/officeDocument/2006/math" xmlns:v="urn:schemas-microsoft-com:vml" xmlns:wp14="http://schemas.microsoft.com/office/word/2010/wordprocessingDrawing" xmlns:wp="http://schemas.openxmlformats.org/drawingml/2006/wordprocessingDrawing" xmlns:w10="urn:schemas-microsoft-com:office:word" xmlns:w="http://schemas.openxmlformats.org/wordprocessingml/2006/main" xmlns:w14="http://schemas.microsoft.com/office/word/2010/wordml" xmlns:w15="http://schemas.microsoft.com/office/word/2012/wordml" xmlns:w16cex="http://schemas.microsoft.com/office/word/2018/wordml/cex" xmlns:w16cid="http://schemas.microsoft.com/office/word/2016/wordml/cid" xmlns:w16="http://schemas.microsoft.com/office/word/2018/wordml" xmlns:w16sdtdh="http://schemas.microsoft.com/office/word/2020/wordml/sdtdatahash" xmlns:w16se="http://schemas.microsoft.com/office/word/2015/wordml/symex" xmlns:wpg="http://schemas.microsoft.com/office/word/2010/wordprocessingGroup" xmlns:wpi="http://schemas.microsoft.com/office/word/2010/wordprocessingInk" xmlns:wne="http://schemas.microsoft.com/office/word/2006/wordml" xmlns:wps="http://schemas.microsoft.com/office/word/2010/wordprocessingShape" mc:Ignorable="w14 w15 w16se w16cid w16 w16cex w16sdtdh wp14">
+<w:document xmlns:wpc="http://schemas.microsoft.com/office/word/2010/wordprocessingCanvas" xmlns:cx="http://schemas.microsoft.com/office/drawing/2014/chartex" xmlns:cx1="http://schemas.microsoft.com/office/drawing/2015/9/8/chartex" xmlns:cx2="http://schemas.microsoft.com/office/drawing/2015/10/21/chartex" xmlns:cx3="http://schemas.microsoft.com/office/drawing/2016/5/9/chartex" xmlns:cx4="http://schemas.microsoft.com/office/drawing/2016/5/10/chartex" xmlns:cx5="http://schemas.microsoft.com/office/drawing/2016/5/11/chartex" xmlns:cx6="http://schemas.microsoft.com/office/drawing/2016/5/12/chartex" xmlns:cx7="http://schemas.microsoft.com/office/drawing/2016/5/13/chartex" xmlns:cx8="http://schemas.microsoft.com/office/drawing/2016/5/14/chartex" xmlns:mc="http://schemas.openxmlformats.org/markup-compatibility/2006" xmlns:aink="http://schemas.microsoft.com/office/drawing/2016/ink" xmlns:am3d="http://schemas.microsoft.com/office/drawing/2017/model3d" xmlns:o="urn:schemas-microsoft-com:office:office" xmlns:r="http://schemas.openxmlformats.org/officeDocument/2006/relationships" xmlns:m="http://schemas.openxmlformats.org/officeDocument/2006/math" xmlns:v="urn:schemas-microsoft-com:vml" xmlns:wp14="http://schemas.microsoft.com/office/word/2010/wordprocessingDrawing" xmlns:wp="http://schemas.openxmlformats.org/drawingml/2006/wordprocessingDrawing" xmlns:w10="urn:schemas-microsoft-com:office:word" xmlns:w="http://schemas.openxmlformats.org/wordprocessingml/2006/main" xmlns:w14="http://schemas.microsoft.com/office/word/2010/wordml" xmlns:w15="http://schemas.microsoft.com/office/word/2012/wordml" xmlns:w16cex="http://schemas.microsoft.com/office/word/2018/wordml/cex" xmlns:w16cid="http://schemas.microsoft.com/office/word/2016/wordml/cid" xmlns:w16="http://schemas.microsoft.com/office/word/2018/wordml" xmlns:w16sdtdh="http://schemas.microsoft.com/office/word/2020/wordml/sdtdatahash" xmlns:w16se="http://schemas.microsoft.com/office/word/2015/wordml/symex" xmlns:wpg="http://schemas.microsoft.com/office/word/2010/wordprocessingGroup" xmlns:wpi="http://schemas.microsoft.com/office/word/2010/wordprocessingInk" xmlns:wne="http://schemas.microsoft.com/office/word/2006/wordml" xmlns:wps="http://schemas.microsoft.com/office/word/2010/wordprocessingShape" mc:Ignorable="w14 w15 w16se w16cid w16 w16cex w16sdtdh wp14">
   <w:body>
     <w:tbl>
       <w:tblPr>
@@ -764,7 +764,25 @@
                 <w:sz w:val="24"/>
                 <w:szCs w:val="24"/>
               </w:rPr>
-              <w:t>%}{{ sample.outpatient_service_no}}{%else%}{%endif%}</w:t>
+              <w:t xml:space="preserve">%}{{ </w:t>
+            </w:r>
+            <w:proofErr w:type="spellStart"/>
+            <w:r>
+              <w:rPr>
+                <w:rFonts w:ascii="Times New Roman" w:hAnsi="Times New Roman"/>
+                <w:sz w:val="24"/>
+                <w:szCs w:val="24"/>
+              </w:rPr>
+              <w:t>sample.outpatient_service_no</w:t>
+            </w:r>
+            <w:proofErr w:type="spellEnd"/>
+            <w:r>
+              <w:rPr>
+                <w:rFonts w:ascii="Times New Roman" w:hAnsi="Times New Roman"/>
+                <w:sz w:val="24"/>
+                <w:szCs w:val="24"/>
+              </w:rPr>
+              <w:t>}}{%else%}{%endif%}</w:t>
             </w:r>
           </w:p>
         </w:tc>
@@ -1824,7 +1842,7 @@
                 <w:sz w:val="24"/>
                 <w:szCs w:val="24"/>
               </w:rPr>
-              <w:t>2026-05-26</w:t>
+              <w:t>2026-06-09</w:t>
             </w:r>
             <w:r>
               <w:rPr>
@@ -2209,7 +2227,7 @@
               </wp:anchor>
             </w:drawing>
           </mc:Choice>
-          <mc:Fallback>
+          <mc:Fallback xmlns:oel="http://schemas.microsoft.com/office/2019/extlst">
             <w:pict>
               <v:shapetype w14:anchorId="35BC0CD0" id="_x0000_t202" coordsize="21600,21600" o:spt="202" path="m,l,21600r21600,l21600,xe">
                 <v:stroke joinstyle="miter"/>
@@ -5060,7 +5078,7 @@
               <w:spacing w:after="0" w:line="240" w:lineRule="auto"/>
               <w:jc w:val="center"/>
               <w:rPr>
-                <w:rFonts w:ascii="Times New Roman" w:hAnsi="Times New Roman"/>
+                <w:rFonts w:ascii="Times New Roman" w:hAnsi="Times New Roman" w:hint="eastAsia"/>
                 <w:sz w:val="21"/>
                 <w:szCs w:val="21"/>
               </w:rPr>
@@ -5099,24 +5117,6 @@
               </w:rPr>
               <w:t>类</w:t>
             </w:r>
-          </w:p>
-          <w:p>
-            <w:pPr>
-              <w:rPr>
-                <w:rFonts w:ascii="Times New Roman" w:hAnsi="Times New Roman"/>
-                <w:sz w:val="21"/>
-                <w:szCs w:val="21"/>
-              </w:rPr>
-            </w:pPr>
-          </w:p>
-          <w:p>
-            <w:pPr>
-              <w:rPr>
-                <w:rFonts w:ascii="Times New Roman" w:hAnsi="Times New Roman"/>
-                <w:sz w:val="21"/>
-                <w:szCs w:val="21"/>
-              </w:rPr>
-            </w:pPr>
           </w:p>
         </w:tc>
         <w:tc>
@@ -5571,7 +5571,7 @@
               <w:spacing w:after="0" w:line="240" w:lineRule="auto"/>
               <w:jc w:val="center"/>
               <w:rPr>
-                <w:rFonts w:ascii="Times New Roman" w:hAnsi="Times New Roman" w:hint="eastAsia"/>
+                <w:rFonts w:ascii="Times New Roman" w:hAnsi="Times New Roman"/>
                 <w:color w:val="000000" w:themeColor="text1"/>
                 <w:sz w:val="21"/>
                 <w:szCs w:val="21"/>
@@ -5651,7 +5651,7 @@
               <w:spacing w:after="0" w:line="240" w:lineRule="auto"/>
               <w:jc w:val="center"/>
               <w:rPr>
-                <w:rFonts w:ascii="Times New Roman" w:hAnsi="Times New Roman" w:hint="eastAsia"/>
+                <w:rFonts w:ascii="Times New Roman" w:hAnsi="Times New Roman"/>
                 <w:color w:val="000000" w:themeColor="text1"/>
                 <w:sz w:val="21"/>
                 <w:szCs w:val="21"/>
@@ -5772,7 +5772,7 @@
               <w:spacing w:after="0" w:line="240" w:lineRule="auto"/>
               <w:jc w:val="center"/>
               <w:rPr>
-                <w:rFonts w:ascii="Times New Roman" w:hAnsi="Times New Roman" w:hint="eastAsia"/>
+                <w:rFonts w:ascii="Times New Roman" w:hAnsi="Times New Roman"/>
                 <w:color w:val="000000" w:themeColor="text1"/>
                 <w:sz w:val="21"/>
                 <w:szCs w:val="21"/>
@@ -5861,7 +5861,7 @@
               <w:spacing w:after="0" w:line="240" w:lineRule="auto"/>
               <w:jc w:val="center"/>
               <w:rPr>
-                <w:rFonts w:ascii="Times New Roman" w:hAnsi="Times New Roman" w:hint="eastAsia"/>
+                <w:rFonts w:ascii="Times New Roman" w:hAnsi="Times New Roman"/>
                 <w:color w:val="000000" w:themeColor="text1"/>
                 <w:sz w:val="21"/>
                 <w:szCs w:val="21"/>
@@ -7406,7 +7406,7 @@
               <w:spacing w:after="0" w:line="240" w:lineRule="auto"/>
               <w:jc w:val="center"/>
               <w:rPr>
-                <w:rFonts w:ascii="Times New Roman" w:hAnsi="Times New Roman"/>
+                <w:rFonts w:ascii="Times New Roman" w:hAnsi="Times New Roman" w:hint="eastAsia"/>
                 <w:color w:val="000000" w:themeColor="text1"/>
                 <w:sz w:val="21"/>
                 <w:szCs w:val="21"/>
@@ -7429,7 +7429,27 @@
                 <w:sz w:val="21"/>
                 <w:szCs w:val="21"/>
               </w:rPr>
-              <w:t>a.evi_sum.regimen_S</w:t>
+              <w:t>a.evi_</w:t>
+            </w:r>
+            <w:proofErr w:type="gramStart"/>
+            <w:r>
+              <w:rPr>
+                <w:rFonts w:ascii="Times New Roman" w:hAnsi="Times New Roman"/>
+                <w:color w:val="000000" w:themeColor="text1"/>
+                <w:sz w:val="21"/>
+                <w:szCs w:val="21"/>
+              </w:rPr>
+              <w:t>sum.regimen</w:t>
+            </w:r>
+            <w:proofErr w:type="gramEnd"/>
+            <w:r>
+              <w:rPr>
+                <w:rFonts w:ascii="Times New Roman" w:hAnsi="Times New Roman"/>
+                <w:color w:val="000000" w:themeColor="text1"/>
+                <w:sz w:val="21"/>
+                <w:szCs w:val="21"/>
+              </w:rPr>
+              <w:t>_S</w:t>
             </w:r>
             <w:proofErr w:type="spellEnd"/>
             <w:r>
@@ -7453,83 +7473,71 @@
                 <w:szCs w:val="21"/>
               </w:rPr>
             </w:pPr>
+            <w:proofErr w:type="gramStart"/>
+            <w:r>
+              <w:rPr>
+                <w:rFonts w:ascii="Times New Roman" w:hAnsi="Times New Roman"/>
+                <w:color w:val="000000" w:themeColor="text1"/>
+                <w:sz w:val="21"/>
+                <w:szCs w:val="21"/>
+              </w:rPr>
+              <w:t>{{ a.evi</w:t>
+            </w:r>
+            <w:proofErr w:type="gramEnd"/>
+            <w:r>
+              <w:rPr>
+                <w:rFonts w:ascii="Times New Roman" w:hAnsi="Times New Roman"/>
+                <w:color w:val="000000" w:themeColor="text1"/>
+                <w:sz w:val="21"/>
+                <w:szCs w:val="21"/>
+              </w:rPr>
+              <w:t>_sum.regimen_S</w:t>
+            </w:r>
+            <w:r>
+              <w:rPr>
+                <w:rFonts w:ascii="Times New Roman" w:hAnsi="Times New Roman" w:hint="eastAsia"/>
+                <w:color w:val="000000" w:themeColor="text1"/>
+                <w:sz w:val="21"/>
+                <w:szCs w:val="21"/>
+              </w:rPr>
+              <w:t>|xajdy_regimen</w:t>
+            </w:r>
+            <w:r>
+              <w:rPr>
+                <w:rFonts w:ascii="Times New Roman" w:hAnsi="Times New Roman"/>
+                <w:color w:val="000000" w:themeColor="text1"/>
+                <w:sz w:val="21"/>
+                <w:szCs w:val="21"/>
+              </w:rPr>
+              <w:t>|xajdy_filter_regimen_level|xajdy_regimen_add_deng|replace(“\t”, “&lt;</w:t>
+            </w:r>
+            <w:proofErr w:type="spellStart"/>
+            <w:r>
+              <w:rPr>
+                <w:rFonts w:ascii="Times New Roman" w:hAnsi="Times New Roman"/>
+                <w:color w:val="000000" w:themeColor="text1"/>
+                <w:sz w:val="21"/>
+                <w:szCs w:val="21"/>
+              </w:rPr>
+              <w:t>w:br</w:t>
+            </w:r>
+            <w:proofErr w:type="spellEnd"/>
+            <w:r>
+              <w:rPr>
+                <w:rFonts w:ascii="Times New Roman" w:hAnsi="Times New Roman"/>
+                <w:color w:val="000000" w:themeColor="text1"/>
+                <w:sz w:val="21"/>
+                <w:szCs w:val="21"/>
+              </w:rPr>
+              <w:t>/&gt;”)}}</w:t>
+            </w:r>
           </w:p>
           <w:p>
             <w:pPr>
               <w:spacing w:after="0" w:line="240" w:lineRule="auto"/>
               <w:jc w:val="center"/>
               <w:rPr>
-                <w:rFonts w:ascii="Times New Roman" w:hAnsi="Times New Roman" w:hint="eastAsia"/>
-                <w:color w:val="000000" w:themeColor="text1"/>
-                <w:sz w:val="21"/>
-                <w:szCs w:val="21"/>
-              </w:rPr>
-            </w:pPr>
-            <w:proofErr w:type="gramStart"/>
-            <w:r>
-              <w:rPr>
-                <w:rFonts w:ascii="Times New Roman" w:hAnsi="Times New Roman"/>
-                <w:color w:val="000000" w:themeColor="text1"/>
-                <w:sz w:val="21"/>
-                <w:szCs w:val="21"/>
-              </w:rPr>
-              <w:t>{{ a.evi</w:t>
-            </w:r>
-            <w:proofErr w:type="gramEnd"/>
-            <w:r>
-              <w:rPr>
-                <w:rFonts w:ascii="Times New Roman" w:hAnsi="Times New Roman"/>
-                <w:color w:val="000000" w:themeColor="text1"/>
-                <w:sz w:val="21"/>
-                <w:szCs w:val="21"/>
-              </w:rPr>
-              <w:t>_sum.regimen_S</w:t>
-            </w:r>
-            <w:r>
-              <w:rPr>
-                <w:rFonts w:ascii="Times New Roman" w:hAnsi="Times New Roman" w:hint="eastAsia"/>
-                <w:color w:val="000000" w:themeColor="text1"/>
-                <w:sz w:val="21"/>
-                <w:szCs w:val="21"/>
-              </w:rPr>
-              <w:t>|xajdy_regimen</w:t>
-            </w:r>
-            <w:r>
-              <w:rPr>
-                <w:rFonts w:ascii="Times New Roman" w:hAnsi="Times New Roman"/>
-                <w:color w:val="000000" w:themeColor="text1"/>
-                <w:sz w:val="21"/>
-                <w:szCs w:val="21"/>
-              </w:rPr>
-              <w:t>|xajdy_filter_regimen_level|xajdy_regimen_add_deng|replace(“\t”, “&lt;</w:t>
-            </w:r>
-            <w:proofErr w:type="spellStart"/>
-            <w:r>
-              <w:rPr>
-                <w:rFonts w:ascii="Times New Roman" w:hAnsi="Times New Roman"/>
-                <w:color w:val="000000" w:themeColor="text1"/>
-                <w:sz w:val="21"/>
-                <w:szCs w:val="21"/>
-              </w:rPr>
-              <w:t>w:br</w:t>
-            </w:r>
-            <w:proofErr w:type="spellEnd"/>
-            <w:r>
-              <w:rPr>
-                <w:rFonts w:ascii="Times New Roman" w:hAnsi="Times New Roman"/>
-                <w:color w:val="000000" w:themeColor="text1"/>
-                <w:sz w:val="21"/>
-                <w:szCs w:val="21"/>
-              </w:rPr>
-              <w:t>/&gt;”)}}</w:t>
-            </w:r>
-          </w:p>
-          <w:p>
-            <w:pPr>
-              <w:spacing w:after="0" w:line="240" w:lineRule="auto"/>
-              <w:jc w:val="center"/>
-              <w:rPr>
-                <w:rFonts w:ascii="Times New Roman" w:hAnsi="Times New Roman" w:hint="eastAsia"/>
+                <w:rFonts w:ascii="Times New Roman" w:hAnsi="Times New Roman"/>
                 <w:color w:val="000000" w:themeColor="text1"/>
                 <w:sz w:val="21"/>
                 <w:szCs w:val="21"/>
@@ -7669,7 +7677,7 @@
               <w:spacing w:after="0" w:line="240" w:lineRule="auto"/>
               <w:jc w:val="center"/>
               <w:rPr>
-                <w:rFonts w:ascii="Times New Roman" w:hAnsi="Times New Roman" w:hint="eastAsia"/>
+                <w:rFonts w:ascii="Times New Roman" w:hAnsi="Times New Roman"/>
                 <w:color w:val="000000" w:themeColor="text1"/>
                 <w:sz w:val="21"/>
                 <w:szCs w:val="21"/>
@@ -7739,7 +7747,7 @@
               <w:spacing w:after="0" w:line="240" w:lineRule="auto"/>
               <w:jc w:val="center"/>
               <w:rPr>
-                <w:rFonts w:ascii="Times New Roman" w:hAnsi="Times New Roman" w:hint="eastAsia"/>
+                <w:rFonts w:ascii="Times New Roman" w:hAnsi="Times New Roman"/>
                 <w:color w:val="000000" w:themeColor="text1"/>
                 <w:sz w:val="21"/>
                 <w:szCs w:val="21"/>
@@ -19842,7 +19850,7 @@
 </file>
 
 <file path=word/endnotes.xml><?xml version="1.0" encoding="utf-8"?>
-<w:endnotes xmlns:wpc="http://schemas.microsoft.com/office/word/2010/wordprocessingCanvas" xmlns:cx="http://schemas.microsoft.com/office/drawing/2014/chartex" xmlns:cx1="http://schemas.microsoft.com/office/drawing/2015/9/8/chartex" xmlns:cx2="http://schemas.microsoft.com/office/drawing/2015/10/21/chartex" xmlns:cx3="http://schemas.microsoft.com/office/drawing/2016/5/9/chartex" xmlns:cx4="http://schemas.microsoft.com/office/drawing/2016/5/10/chartex" xmlns:cx5="http://schemas.microsoft.com/office/drawing/2016/5/11/chartex" xmlns:cx6="http://schemas.microsoft.com/office/drawing/2016/5/12/chartex" xmlns:cx7="http://schemas.microsoft.com/office/drawing/2016/5/13/chartex" xmlns:cx8="http://schemas.microsoft.com/office/drawing/2016/5/14/chartex" xmlns:mc="http://schemas.openxmlformats.org/markup-compatibility/2006" xmlns:aink="http://schemas.microsoft.com/office/drawing/2016/ink" xmlns:am3d="http://schemas.microsoft.com/office/drawing/2017/model3d" xmlns:o="urn:schemas-microsoft-com:office:office" xmlns:oel="http://schemas.microsoft.com/office/2019/extlst" xmlns:r="http://schemas.openxmlformats.org/officeDocument/2006/relationships" xmlns:m="http://schemas.openxmlformats.org/officeDocument/2006/math" xmlns:v="urn:schemas-microsoft-com:vml" xmlns:wp14="http://schemas.microsoft.com/office/word/2010/wordprocessingDrawing" xmlns:wp="http://schemas.openxmlformats.org/drawingml/2006/wordprocessingDrawing" xmlns:w10="urn:schemas-microsoft-com:office:word" xmlns:w="http://schemas.openxmlformats.org/wordprocessingml/2006/main" xmlns:w14="http://schemas.microsoft.com/office/word/2010/wordml" xmlns:w15="http://schemas.microsoft.com/office/word/2012/wordml" xmlns:w16cex="http://schemas.microsoft.com/office/word/2018/wordml/cex" xmlns:w16cid="http://schemas.microsoft.com/office/word/2016/wordml/cid" xmlns:w16="http://schemas.microsoft.com/office/word/2018/wordml" xmlns:w16sdtdh="http://schemas.microsoft.com/office/word/2020/wordml/sdtdatahash" xmlns:w16se="http://schemas.microsoft.com/office/word/2015/wordml/symex" xmlns:wpg="http://schemas.microsoft.com/office/word/2010/wordprocessingGroup" xmlns:wpi="http://schemas.microsoft.com/office/word/2010/wordprocessingInk" xmlns:wne="http://schemas.microsoft.com/office/word/2006/wordml" xmlns:wps="http://schemas.microsoft.com/office/word/2010/wordprocessingShape" mc:Ignorable="w14 w15 w16se w16cid w16 w16cex w16sdtdh wp14">
+<w:endnotes xmlns:wpc="http://schemas.microsoft.com/office/word/2010/wordprocessingCanvas" xmlns:cx="http://schemas.microsoft.com/office/drawing/2014/chartex" xmlns:cx1="http://schemas.microsoft.com/office/drawing/2015/9/8/chartex" xmlns:cx2="http://schemas.microsoft.com/office/drawing/2015/10/21/chartex" xmlns:cx3="http://schemas.microsoft.com/office/drawing/2016/5/9/chartex" xmlns:cx4="http://schemas.microsoft.com/office/drawing/2016/5/10/chartex" xmlns:cx5="http://schemas.microsoft.com/office/drawing/2016/5/11/chartex" xmlns:cx6="http://schemas.microsoft.com/office/drawing/2016/5/12/chartex" xmlns:cx7="http://schemas.microsoft.com/office/drawing/2016/5/13/chartex" xmlns:cx8="http://schemas.microsoft.com/office/drawing/2016/5/14/chartex" xmlns:mc="http://schemas.openxmlformats.org/markup-compatibility/2006" xmlns:aink="http://schemas.microsoft.com/office/drawing/2016/ink" xmlns:am3d="http://schemas.microsoft.com/office/drawing/2017/model3d" xmlns:o="urn:schemas-microsoft-com:office:office" xmlns:r="http://schemas.openxmlformats.org/officeDocument/2006/relationships" xmlns:m="http://schemas.openxmlformats.org/officeDocument/2006/math" xmlns:v="urn:schemas-microsoft-com:vml" xmlns:wp14="http://schemas.microsoft.com/office/word/2010/wordprocessingDrawing" xmlns:wp="http://schemas.openxmlformats.org/drawingml/2006/wordprocessingDrawing" xmlns:w10="urn:schemas-microsoft-com:office:word" xmlns:w="http://schemas.openxmlformats.org/wordprocessingml/2006/main" xmlns:w14="http://schemas.microsoft.com/office/word/2010/wordml" xmlns:w15="http://schemas.microsoft.com/office/word/2012/wordml" xmlns:w16cex="http://schemas.microsoft.com/office/word/2018/wordml/cex" xmlns:w16cid="http://schemas.microsoft.com/office/word/2016/wordml/cid" xmlns:w16="http://schemas.microsoft.com/office/word/2018/wordml" xmlns:w16sdtdh="http://schemas.microsoft.com/office/word/2020/wordml/sdtdatahash" xmlns:w16se="http://schemas.microsoft.com/office/word/2015/wordml/symex" xmlns:wpg="http://schemas.microsoft.com/office/word/2010/wordprocessingGroup" xmlns:wpi="http://schemas.microsoft.com/office/word/2010/wordprocessingInk" xmlns:wne="http://schemas.microsoft.com/office/word/2006/wordml" xmlns:wps="http://schemas.microsoft.com/office/word/2010/wordprocessingShape" mc:Ignorable="w14 w15 w16se w16cid w16 w16cex w16sdtdh wp14">
   <w:endnote w:type="separator" w:id="-1">
     <w:p>
       <w:pPr>
@@ -19867,7 +19875,7 @@
 </file>
 
 <file path=word/footer1.xml><?xml version="1.0" encoding="utf-8"?>
-<w:ftr xmlns:wpc="http://schemas.microsoft.com/office/word/2010/wordprocessingCanvas" xmlns:cx="http://schemas.microsoft.com/office/drawing/2014/chartex" xmlns:cx1="http://schemas.microsoft.com/office/drawing/2015/9/8/chartex" xmlns:cx2="http://schemas.microsoft.com/office/drawing/2015/10/21/chartex" xmlns:cx3="http://schemas.microsoft.com/office/drawing/2016/5/9/chartex" xmlns:cx4="http://schemas.microsoft.com/office/drawing/2016/5/10/chartex" xmlns:cx5="http://schemas.microsoft.com/office/drawing/2016/5/11/chartex" xmlns:cx6="http://schemas.microsoft.com/office/drawing/2016/5/12/chartex" xmlns:cx7="http://schemas.microsoft.com/office/drawing/2016/5/13/chartex" xmlns:cx8="http://schemas.microsoft.com/office/drawing/2016/5/14/chartex" xmlns:mc="http://schemas.openxmlformats.org/markup-compatibility/2006" xmlns:aink="http://schemas.microsoft.com/office/drawing/2016/ink" xmlns:am3d="http://schemas.microsoft.com/office/drawing/2017/model3d" xmlns:o="urn:schemas-microsoft-com:office:office" xmlns:oel="http://schemas.microsoft.com/office/2019/extlst" xmlns:r="http://schemas.openxmlformats.org/officeDocument/2006/relationships" xmlns:m="http://schemas.openxmlformats.org/officeDocument/2006/math" xmlns:v="urn:schemas-microsoft-com:vml" xmlns:wp14="http://schemas.microsoft.com/office/word/2010/wordprocessingDrawing" xmlns:wp="http://schemas.openxmlformats.org/drawingml/2006/wordprocessingDrawing" xmlns:w10="urn:schemas-microsoft-com:office:word" xmlns:w="http://schemas.openxmlformats.org/wordprocessingml/2006/main" xmlns:w14="http://schemas.microsoft.com/office/word/2010/wordml" xmlns:w15="http://schemas.microsoft.com/office/word/2012/wordml" xmlns:w16cex="http://schemas.microsoft.com/office/word/2018/wordml/cex" xmlns:w16cid="http://schemas.microsoft.com/office/word/2016/wordml/cid" xmlns:w16="http://schemas.microsoft.com/office/word/2018/wordml" xmlns:w16sdtdh="http://schemas.microsoft.com/office/word/2020/wordml/sdtdatahash" xmlns:w16se="http://schemas.microsoft.com/office/word/2015/wordml/symex" xmlns:wpg="http://schemas.microsoft.com/office/word/2010/wordprocessingGroup" xmlns:wpi="http://schemas.microsoft.com/office/word/2010/wordprocessingInk" xmlns:wne="http://schemas.microsoft.com/office/word/2006/wordml" xmlns:wps="http://schemas.microsoft.com/office/word/2010/wordprocessingShape" mc:Ignorable="w14 w15 w16se w16cid w16 w16cex w16sdtdh wp14">
+<w:ftr xmlns:wpc="http://schemas.microsoft.com/office/word/2010/wordprocessingCanvas" xmlns:cx="http://schemas.microsoft.com/office/drawing/2014/chartex" xmlns:cx1="http://schemas.microsoft.com/office/drawing/2015/9/8/chartex" xmlns:cx2="http://schemas.microsoft.com/office/drawing/2015/10/21/chartex" xmlns:cx3="http://schemas.microsoft.com/office/drawing/2016/5/9/chartex" xmlns:cx4="http://schemas.microsoft.com/office/drawing/2016/5/10/chartex" xmlns:cx5="http://schemas.microsoft.com/office/drawing/2016/5/11/chartex" xmlns:cx6="http://schemas.microsoft.com/office/drawing/2016/5/12/chartex" xmlns:cx7="http://schemas.microsoft.com/office/drawing/2016/5/13/chartex" xmlns:cx8="http://schemas.microsoft.com/office/drawing/2016/5/14/chartex" xmlns:mc="http://schemas.openxmlformats.org/markup-compatibility/2006" xmlns:aink="http://schemas.microsoft.com/office/drawing/2016/ink" xmlns:am3d="http://schemas.microsoft.com/office/drawing/2017/model3d" xmlns:o="urn:schemas-microsoft-com:office:office" xmlns:r="http://schemas.openxmlformats.org/officeDocument/2006/relationships" xmlns:m="http://schemas.openxmlformats.org/officeDocument/2006/math" xmlns:v="urn:schemas-microsoft-com:vml" xmlns:wp14="http://schemas.microsoft.com/office/word/2010/wordprocessingDrawing" xmlns:wp="http://schemas.openxmlformats.org/drawingml/2006/wordprocessingDrawing" xmlns:w10="urn:schemas-microsoft-com:office:word" xmlns:w="http://schemas.openxmlformats.org/wordprocessingml/2006/main" xmlns:w14="http://schemas.microsoft.com/office/word/2010/wordml" xmlns:w15="http://schemas.microsoft.com/office/word/2012/wordml" xmlns:w16cex="http://schemas.microsoft.com/office/word/2018/wordml/cex" xmlns:w16cid="http://schemas.microsoft.com/office/word/2016/wordml/cid" xmlns:w16="http://schemas.microsoft.com/office/word/2018/wordml" xmlns:w16sdtdh="http://schemas.microsoft.com/office/word/2020/wordml/sdtdatahash" xmlns:w16se="http://schemas.microsoft.com/office/word/2015/wordml/symex" xmlns:wpg="http://schemas.microsoft.com/office/word/2010/wordprocessingGroup" xmlns:wpi="http://schemas.microsoft.com/office/word/2010/wordprocessingInk" xmlns:wne="http://schemas.microsoft.com/office/word/2006/wordml" xmlns:wps="http://schemas.microsoft.com/office/word/2010/wordprocessingShape" mc:Ignorable="w14 w15 w16se w16cid w16 w16cex w16sdtdh wp14">
   <w:p>
     <w:pPr>
       <w:pStyle w:val="Default"/>
@@ -20320,7 +20328,6 @@
     <w:pPr>
       <w:pStyle w:val="a8"/>
       <w:rPr>
-        <w:rFonts w:hint="eastAsia"/>
         <w:lang w:val="en-US"/>
       </w:rPr>
     </w:pPr>
@@ -20329,7 +20336,7 @@
 </file>
 
 <file path=word/footer2.xml><?xml version="1.0" encoding="utf-8"?>
-<w:ftr xmlns:wpc="http://schemas.microsoft.com/office/word/2010/wordprocessingCanvas" xmlns:cx="http://schemas.microsoft.com/office/drawing/2014/chartex" xmlns:cx1="http://schemas.microsoft.com/office/drawing/2015/9/8/chartex" xmlns:cx2="http://schemas.microsoft.com/office/drawing/2015/10/21/chartex" xmlns:cx3="http://schemas.microsoft.com/office/drawing/2016/5/9/chartex" xmlns:cx4="http://schemas.microsoft.com/office/drawing/2016/5/10/chartex" xmlns:cx5="http://schemas.microsoft.com/office/drawing/2016/5/11/chartex" xmlns:cx6="http://schemas.microsoft.com/office/drawing/2016/5/12/chartex" xmlns:cx7="http://schemas.microsoft.com/office/drawing/2016/5/13/chartex" xmlns:cx8="http://schemas.microsoft.com/office/drawing/2016/5/14/chartex" xmlns:mc="http://schemas.openxmlformats.org/markup-compatibility/2006" xmlns:aink="http://schemas.microsoft.com/office/drawing/2016/ink" xmlns:am3d="http://schemas.microsoft.com/office/drawing/2017/model3d" xmlns:o="urn:schemas-microsoft-com:office:office" xmlns:oel="http://schemas.microsoft.com/office/2019/extlst" xmlns:r="http://schemas.openxmlformats.org/officeDocument/2006/relationships" xmlns:m="http://schemas.openxmlformats.org/officeDocument/2006/math" xmlns:v="urn:schemas-microsoft-com:vml" xmlns:wp14="http://schemas.microsoft.com/office/word/2010/wordprocessingDrawing" xmlns:wp="http://schemas.openxmlformats.org/drawingml/2006/wordprocessingDrawing" xmlns:w10="urn:schemas-microsoft-com:office:word" xmlns:w="http://schemas.openxmlformats.org/wordprocessingml/2006/main" xmlns:w14="http://schemas.microsoft.com/office/word/2010/wordml" xmlns:w15="http://schemas.microsoft.com/office/word/2012/wordml" xmlns:w16cex="http://schemas.microsoft.com/office/word/2018/wordml/cex" xmlns:w16cid="http://schemas.microsoft.com/office/word/2016/wordml/cid" xmlns:w16="http://schemas.microsoft.com/office/word/2018/wordml" xmlns:w16sdtdh="http://schemas.microsoft.com/office/word/2020/wordml/sdtdatahash" xmlns:w16se="http://schemas.microsoft.com/office/word/2015/wordml/symex" xmlns:wpg="http://schemas.microsoft.com/office/word/2010/wordprocessingGroup" xmlns:wpi="http://schemas.microsoft.com/office/word/2010/wordprocessingInk" xmlns:wne="http://schemas.microsoft.com/office/word/2006/wordml" xmlns:wps="http://schemas.microsoft.com/office/word/2010/wordprocessingShape" mc:Ignorable="w14 w15 w16se w16cid w16 w16cex w16sdtdh wp14">
+<w:ftr xmlns:wpc="http://schemas.microsoft.com/office/word/2010/wordprocessingCanvas" xmlns:cx="http://schemas.microsoft.com/office/drawing/2014/chartex" xmlns:cx1="http://schemas.microsoft.com/office/drawing/2015/9/8/chartex" xmlns:cx2="http://schemas.microsoft.com/office/drawing/2015/10/21/chartex" xmlns:cx3="http://schemas.microsoft.com/office/drawing/2016/5/9/chartex" xmlns:cx4="http://schemas.microsoft.com/office/drawing/2016/5/10/chartex" xmlns:cx5="http://schemas.microsoft.com/office/drawing/2016/5/11/chartex" xmlns:cx6="http://schemas.microsoft.com/office/drawing/2016/5/12/chartex" xmlns:cx7="http://schemas.microsoft.com/office/drawing/2016/5/13/chartex" xmlns:cx8="http://schemas.microsoft.com/office/drawing/2016/5/14/chartex" xmlns:mc="http://schemas.openxmlformats.org/markup-compatibility/2006" xmlns:aink="http://schemas.microsoft.com/office/drawing/2016/ink" xmlns:am3d="http://schemas.microsoft.com/office/drawing/2017/model3d" xmlns:o="urn:schemas-microsoft-com:office:office" xmlns:r="http://schemas.openxmlformats.org/officeDocument/2006/relationships" xmlns:m="http://schemas.openxmlformats.org/officeDocument/2006/math" xmlns:v="urn:schemas-microsoft-com:vml" xmlns:wp14="http://schemas.microsoft.com/office/word/2010/wordprocessingDrawing" xmlns:wp="http://schemas.openxmlformats.org/drawingml/2006/wordprocessingDrawing" xmlns:w10="urn:schemas-microsoft-com:office:word" xmlns:w="http://schemas.openxmlformats.org/wordprocessingml/2006/main" xmlns:w14="http://schemas.microsoft.com/office/word/2010/wordml" xmlns:w15="http://schemas.microsoft.com/office/word/2012/wordml" xmlns:w16cex="http://schemas.microsoft.com/office/word/2018/wordml/cex" xmlns:w16cid="http://schemas.microsoft.com/office/word/2016/wordml/cid" xmlns:w16="http://schemas.microsoft.com/office/word/2018/wordml" xmlns:w16sdtdh="http://schemas.microsoft.com/office/word/2020/wordml/sdtdatahash" xmlns:w16se="http://schemas.microsoft.com/office/word/2015/wordml/symex" xmlns:wpg="http://schemas.microsoft.com/office/word/2010/wordprocessingGroup" xmlns:wpi="http://schemas.microsoft.com/office/word/2010/wordprocessingInk" xmlns:wne="http://schemas.microsoft.com/office/word/2006/wordml" xmlns:wps="http://schemas.microsoft.com/office/word/2010/wordprocessingShape" mc:Ignorable="w14 w15 w16se w16cid w16 w16cex w16sdtdh wp14">
   <w:p>
     <w:pPr>
       <w:pStyle w:val="Default"/>
@@ -20792,7 +20799,6 @@
       <w:pStyle w:val="a8"/>
       <w:jc w:val="center"/>
       <w:rPr>
-        <w:rFonts w:hint="eastAsia"/>
         <w:color w:val="auto"/>
         <w:lang w:val="en-US"/>
       </w:rPr>
@@ -20803,7 +20809,6 @@
       <w:pStyle w:val="a8"/>
       <w:jc w:val="center"/>
       <w:rPr>
-        <w:rFonts w:hint="eastAsia"/>
         <w:lang w:val="en-US"/>
       </w:rPr>
     </w:pPr>
@@ -20812,7 +20817,6 @@
     <w:pPr>
       <w:pStyle w:val="a8"/>
       <w:rPr>
-        <w:rFonts w:hint="eastAsia"/>
         <w:lang w:val="en-US"/>
       </w:rPr>
     </w:pPr>
@@ -20821,7 +20825,6 @@
     <w:pPr>
       <w:pStyle w:val="a8"/>
       <w:rPr>
-        <w:rFonts w:hint="eastAsia"/>
         <w:lang w:val="en-US"/>
       </w:rPr>
     </w:pPr>
@@ -20830,7 +20833,7 @@
 </file>
 
 <file path=word/footnotes.xml><?xml version="1.0" encoding="utf-8"?>
-<w:footnotes xmlns:wpc="http://schemas.microsoft.com/office/word/2010/wordprocessingCanvas" xmlns:cx="http://schemas.microsoft.com/office/drawing/2014/chartex" xmlns:cx1="http://schemas.microsoft.com/office/drawing/2015/9/8/chartex" xmlns:cx2="http://schemas.microsoft.com/office/drawing/2015/10/21/chartex" xmlns:cx3="http://schemas.microsoft.com/office/drawing/2016/5/9/chartex" xmlns:cx4="http://schemas.microsoft.com/office/drawing/2016/5/10/chartex" xmlns:cx5="http://schemas.microsoft.com/office/drawing/2016/5/11/chartex" xmlns:cx6="http://schemas.microsoft.com/office/drawing/2016/5/12/chartex" xmlns:cx7="http://schemas.microsoft.com/office/drawing/2016/5/13/chartex" xmlns:cx8="http://schemas.microsoft.com/office/drawing/2016/5/14/chartex" xmlns:mc="http://schemas.openxmlformats.org/markup-compatibility/2006" xmlns:aink="http://schemas.microsoft.com/office/drawing/2016/ink" xmlns:am3d="http://schemas.microsoft.com/office/drawing/2017/model3d" xmlns:o="urn:schemas-microsoft-com:office:office" xmlns:oel="http://schemas.microsoft.com/office/2019/extlst" xmlns:r="http://schemas.openxmlformats.org/officeDocument/2006/relationships" xmlns:m="http://schemas.openxmlformats.org/officeDocument/2006/math" xmlns:v="urn:schemas-microsoft-com:vml" xmlns:wp14="http://schemas.microsoft.com/office/word/2010/wordprocessingDrawing" xmlns:wp="http://schemas.openxmlformats.org/drawingml/2006/wordprocessingDrawing" xmlns:w10="urn:schemas-microsoft-com:office:word" xmlns:w="http://schemas.openxmlformats.org/wordprocessingml/2006/main" xmlns:w14="http://schemas.microsoft.com/office/word/2010/wordml" xmlns:w15="http://schemas.microsoft.com/office/word/2012/wordml" xmlns:w16cex="http://schemas.microsoft.com/office/word/2018/wordml/cex" xmlns:w16cid="http://schemas.microsoft.com/office/word/2016/wordml/cid" xmlns:w16="http://schemas.microsoft.com/office/word/2018/wordml" xmlns:w16sdtdh="http://schemas.microsoft.com/office/word/2020/wordml/sdtdatahash" xmlns:w16se="http://schemas.microsoft.com/office/word/2015/wordml/symex" xmlns:wpg="http://schemas.microsoft.com/office/word/2010/wordprocessingGroup" xmlns:wpi="http://schemas.microsoft.com/office/word/2010/wordprocessingInk" xmlns:wne="http://schemas.microsoft.com/office/word/2006/wordml" xmlns:wps="http://schemas.microsoft.com/office/word/2010/wordprocessingShape" mc:Ignorable="w14 w15 w16se w16cid w16 w16cex w16sdtdh wp14">
+<w:footnotes xmlns:wpc="http://schemas.microsoft.com/office/word/2010/wordprocessingCanvas" xmlns:cx="http://schemas.microsoft.com/office/drawing/2014/chartex" xmlns:cx1="http://schemas.microsoft.com/office/drawing/2015/9/8/chartex" xmlns:cx2="http://schemas.microsoft.com/office/drawing/2015/10/21/chartex" xmlns:cx3="http://schemas.microsoft.com/office/drawing/2016/5/9/chartex" xmlns:cx4="http://schemas.microsoft.com/office/drawing/2016/5/10/chartex" xmlns:cx5="http://schemas.microsoft.com/office/drawing/2016/5/11/chartex" xmlns:cx6="http://schemas.microsoft.com/office/drawing/2016/5/12/chartex" xmlns:cx7="http://schemas.microsoft.com/office/drawing/2016/5/13/chartex" xmlns:cx8="http://schemas.microsoft.com/office/drawing/2016/5/14/chartex" xmlns:mc="http://schemas.openxmlformats.org/markup-compatibility/2006" xmlns:aink="http://schemas.microsoft.com/office/drawing/2016/ink" xmlns:am3d="http://schemas.microsoft.com/office/drawing/2017/model3d" xmlns:o="urn:schemas-microsoft-com:office:office" xmlns:r="http://schemas.openxmlformats.org/officeDocument/2006/relationships" xmlns:m="http://schemas.openxmlformats.org/officeDocument/2006/math" xmlns:v="urn:schemas-microsoft-com:vml" xmlns:wp14="http://schemas.microsoft.com/office/word/2010/wordprocessingDrawing" xmlns:wp="http://schemas.openxmlformats.org/drawingml/2006/wordprocessingDrawing" xmlns:w10="urn:schemas-microsoft-com:office:word" xmlns:w="http://schemas.openxmlformats.org/wordprocessingml/2006/main" xmlns:w14="http://schemas.microsoft.com/office/word/2010/wordml" xmlns:w15="http://schemas.microsoft.com/office/word/2012/wordml" xmlns:w16cex="http://schemas.microsoft.com/office/word/2018/wordml/cex" xmlns:w16cid="http://schemas.microsoft.com/office/word/2016/wordml/cid" xmlns:w16="http://schemas.microsoft.com/office/word/2018/wordml" xmlns:w16sdtdh="http://schemas.microsoft.com/office/word/2020/wordml/sdtdatahash" xmlns:w16se="http://schemas.microsoft.com/office/word/2015/wordml/symex" xmlns:wpg="http://schemas.microsoft.com/office/word/2010/wordprocessingGroup" xmlns:wpi="http://schemas.microsoft.com/office/word/2010/wordprocessingInk" xmlns:wne="http://schemas.microsoft.com/office/word/2006/wordml" xmlns:wps="http://schemas.microsoft.com/office/word/2010/wordprocessingShape" mc:Ignorable="w14 w15 w16se w16cid w16 w16cex w16sdtdh wp14">
   <w:footnote w:type="separator" w:id="-1">
     <w:p>
       <w:pPr>
@@ -20855,7 +20858,7 @@
 </file>
 
 <file path=word/header1.xml><?xml version="1.0" encoding="utf-8"?>
-<w:hdr xmlns:wpc="http://schemas.microsoft.com/office/word/2010/wordprocessingCanvas" xmlns:cx="http://schemas.microsoft.com/office/drawing/2014/chartex" xmlns:cx1="http://schemas.microsoft.com/office/drawing/2015/9/8/chartex" xmlns:cx2="http://schemas.microsoft.com/office/drawing/2015/10/21/chartex" xmlns:cx3="http://schemas.microsoft.com/office/drawing/2016/5/9/chartex" xmlns:cx4="http://schemas.microsoft.com/office/drawing/2016/5/10/chartex" xmlns:cx5="http://schemas.microsoft.com/office/drawing/2016/5/11/chartex" xmlns:cx6="http://schemas.microsoft.com/office/drawing/2016/5/12/chartex" xmlns:cx7="http://schemas.microsoft.com/office/drawing/2016/5/13/chartex" xmlns:cx8="http://schemas.microsoft.com/office/drawing/2016/5/14/chartex" xmlns:mc="http://schemas.openxmlformats.org/markup-compatibility/2006" xmlns:aink="http://schemas.microsoft.com/office/drawing/2016/ink" xmlns:am3d="http://schemas.microsoft.com/office/drawing/2017/model3d" xmlns:o="urn:schemas-microsoft-com:office:office" xmlns:oel="http://schemas.microsoft.com/office/2019/extlst" xmlns:r="http://schemas.openxmlformats.org/officeDocument/2006/relationships" xmlns:m="http://schemas.openxmlformats.org/officeDocument/2006/math" xmlns:v="urn:schemas-microsoft-com:vml" xmlns:wp14="http://schemas.microsoft.com/office/word/2010/wordprocessingDrawing" xmlns:wp="http://schemas.openxmlformats.org/drawingml/2006/wordprocessingDrawing" xmlns:w10="urn:schemas-microsoft-com:office:word" xmlns:w="http://schemas.openxmlformats.org/wordprocessingml/2006/main" xmlns:w14="http://schemas.microsoft.com/office/word/2010/wordml" xmlns:w15="http://schemas.microsoft.com/office/word/2012/wordml" xmlns:w16cex="http://schemas.microsoft.com/office/word/2018/wordml/cex" xmlns:w16cid="http://schemas.microsoft.com/office/word/2016/wordml/cid" xmlns:w16="http://schemas.microsoft.com/office/word/2018/wordml" xmlns:w16sdtdh="http://schemas.microsoft.com/office/word/2020/wordml/sdtdatahash" xmlns:w16se="http://schemas.microsoft.com/office/word/2015/wordml/symex" xmlns:wpg="http://schemas.microsoft.com/office/word/2010/wordprocessingGroup" xmlns:wpi="http://schemas.microsoft.com/office/word/2010/wordprocessingInk" xmlns:wne="http://schemas.microsoft.com/office/word/2006/wordml" xmlns:wps="http://schemas.microsoft.com/office/word/2010/wordprocessingShape" mc:Ignorable="w14 w15 w16se w16cid w16 w16cex w16sdtdh wp14">
+<w:hdr xmlns:wpc="http://schemas.microsoft.com/office/word/2010/wordprocessingCanvas" xmlns:cx="http://schemas.microsoft.com/office/drawing/2014/chartex" xmlns:cx1="http://schemas.microsoft.com/office/drawing/2015/9/8/chartex" xmlns:cx2="http://schemas.microsoft.com/office/drawing/2015/10/21/chartex" xmlns:cx3="http://schemas.microsoft.com/office/drawing/2016/5/9/chartex" xmlns:cx4="http://schemas.microsoft.com/office/drawing/2016/5/10/chartex" xmlns:cx5="http://schemas.microsoft.com/office/drawing/2016/5/11/chartex" xmlns:cx6="http://schemas.microsoft.com/office/drawing/2016/5/12/chartex" xmlns:cx7="http://schemas.microsoft.com/office/drawing/2016/5/13/chartex" xmlns:cx8="http://schemas.microsoft.com/office/drawing/2016/5/14/chartex" xmlns:mc="http://schemas.openxmlformats.org/markup-compatibility/2006" xmlns:aink="http://schemas.microsoft.com/office/drawing/2016/ink" xmlns:am3d="http://schemas.microsoft.com/office/drawing/2017/model3d" xmlns:o="urn:schemas-microsoft-com:office:office" xmlns:r="http://schemas.openxmlformats.org/officeDocument/2006/relationships" xmlns:m="http://schemas.openxmlformats.org/officeDocument/2006/math" xmlns:v="urn:schemas-microsoft-com:vml" xmlns:wp14="http://schemas.microsoft.com/office/word/2010/wordprocessingDrawing" xmlns:wp="http://schemas.openxmlformats.org/drawingml/2006/wordprocessingDrawing" xmlns:w10="urn:schemas-microsoft-com:office:word" xmlns:w="http://schemas.openxmlformats.org/wordprocessingml/2006/main" xmlns:w14="http://schemas.microsoft.com/office/word/2010/wordml" xmlns:w15="http://schemas.microsoft.com/office/word/2012/wordml" xmlns:w16cex="http://schemas.microsoft.com/office/word/2018/wordml/cex" xmlns:w16cid="http://schemas.microsoft.com/office/word/2016/wordml/cid" xmlns:w16="http://schemas.microsoft.com/office/word/2018/wordml" xmlns:w16sdtdh="http://schemas.microsoft.com/office/word/2020/wordml/sdtdatahash" xmlns:w16se="http://schemas.microsoft.com/office/word/2015/wordml/symex" xmlns:wpg="http://schemas.microsoft.com/office/word/2010/wordprocessingGroup" xmlns:wpi="http://schemas.microsoft.com/office/word/2010/wordprocessingInk" xmlns:wne="http://schemas.microsoft.com/office/word/2006/wordml" xmlns:wps="http://schemas.microsoft.com/office/word/2010/wordprocessingShape" mc:Ignorable="w14 w15 w16se w16cid w16 w16cex w16sdtdh wp14">
   <w:tbl>
     <w:tblPr>
       <w:tblW w:w="5000" w:type="pct"/>
@@ -21136,7 +21139,7 @@
 </file>
 
 <file path=word/header2.xml><?xml version="1.0" encoding="utf-8"?>
-<w:hdr xmlns:wpc="http://schemas.microsoft.com/office/word/2010/wordprocessingCanvas" xmlns:cx="http://schemas.microsoft.com/office/drawing/2014/chartex" xmlns:cx1="http://schemas.microsoft.com/office/drawing/2015/9/8/chartex" xmlns:cx2="http://schemas.microsoft.com/office/drawing/2015/10/21/chartex" xmlns:cx3="http://schemas.microsoft.com/office/drawing/2016/5/9/chartex" xmlns:cx4="http://schemas.microsoft.com/office/drawing/2016/5/10/chartex" xmlns:cx5="http://schemas.microsoft.com/office/drawing/2016/5/11/chartex" xmlns:cx6="http://schemas.microsoft.com/office/drawing/2016/5/12/chartex" xmlns:cx7="http://schemas.microsoft.com/office/drawing/2016/5/13/chartex" xmlns:cx8="http://schemas.microsoft.com/office/drawing/2016/5/14/chartex" xmlns:mc="http://schemas.openxmlformats.org/markup-compatibility/2006" xmlns:aink="http://schemas.microsoft.com/office/drawing/2016/ink" xmlns:am3d="http://schemas.microsoft.com/office/drawing/2017/model3d" xmlns:o="urn:schemas-microsoft-com:office:office" xmlns:oel="http://schemas.microsoft.com/office/2019/extlst" xmlns:r="http://schemas.openxmlformats.org/officeDocument/2006/relationships" xmlns:m="http://schemas.openxmlformats.org/officeDocument/2006/math" xmlns:v="urn:schemas-microsoft-com:vml" xmlns:wp14="http://schemas.microsoft.com/office/word/2010/wordprocessingDrawing" xmlns:wp="http://schemas.openxmlformats.org/drawingml/2006/wordprocessingDrawing" xmlns:w10="urn:schemas-microsoft-com:office:word" xmlns:w="http://schemas.openxmlformats.org/wordprocessingml/2006/main" xmlns:w14="http://schemas.microsoft.com/office/word/2010/wordml" xmlns:w15="http://schemas.microsoft.com/office/word/2012/wordml" xmlns:w16cex="http://schemas.microsoft.com/office/word/2018/wordml/cex" xmlns:w16cid="http://schemas.microsoft.com/office/word/2016/wordml/cid" xmlns:w16="http://schemas.microsoft.com/office/word/2018/wordml" xmlns:w16sdtdh="http://schemas.microsoft.com/office/word/2020/wordml/sdtdatahash" xmlns:w16se="http://schemas.microsoft.com/office/word/2015/wordml/symex" xmlns:wpg="http://schemas.microsoft.com/office/word/2010/wordprocessingGroup" xmlns:wpi="http://schemas.microsoft.com/office/word/2010/wordprocessingInk" xmlns:wne="http://schemas.microsoft.com/office/word/2006/wordml" xmlns:wps="http://schemas.microsoft.com/office/word/2010/wordprocessingShape" mc:Ignorable="w14 w15 w16se w16cid w16 w16cex w16sdtdh wp14">
+<w:hdr xmlns:wpc="http://schemas.microsoft.com/office/word/2010/wordprocessingCanvas" xmlns:cx="http://schemas.microsoft.com/office/drawing/2014/chartex" xmlns:cx1="http://schemas.microsoft.com/office/drawing/2015/9/8/chartex" xmlns:cx2="http://schemas.microsoft.com/office/drawing/2015/10/21/chartex" xmlns:cx3="http://schemas.microsoft.com/office/drawing/2016/5/9/chartex" xmlns:cx4="http://schemas.microsoft.com/office/drawing/2016/5/10/chartex" xmlns:cx5="http://schemas.microsoft.com/office/drawing/2016/5/11/chartex" xmlns:cx6="http://schemas.microsoft.com/office/drawing/2016/5/12/chartex" xmlns:cx7="http://schemas.microsoft.com/office/drawing/2016/5/13/chartex" xmlns:cx8="http://schemas.microsoft.com/office/drawing/2016/5/14/chartex" xmlns:mc="http://schemas.openxmlformats.org/markup-compatibility/2006" xmlns:aink="http://schemas.microsoft.com/office/drawing/2016/ink" xmlns:am3d="http://schemas.microsoft.com/office/drawing/2017/model3d" xmlns:o="urn:schemas-microsoft-com:office:office" xmlns:r="http://schemas.openxmlformats.org/officeDocument/2006/relationships" xmlns:m="http://schemas.openxmlformats.org/officeDocument/2006/math" xmlns:v="urn:schemas-microsoft-com:vml" xmlns:wp14="http://schemas.microsoft.com/office/word/2010/wordprocessingDrawing" xmlns:wp="http://schemas.openxmlformats.org/drawingml/2006/wordprocessingDrawing" xmlns:w10="urn:schemas-microsoft-com:office:word" xmlns:w="http://schemas.openxmlformats.org/wordprocessingml/2006/main" xmlns:w14="http://schemas.microsoft.com/office/word/2010/wordml" xmlns:w15="http://schemas.microsoft.com/office/word/2012/wordml" xmlns:w16cex="http://schemas.microsoft.com/office/word/2018/wordml/cex" xmlns:w16cid="http://schemas.microsoft.com/office/word/2016/wordml/cid" xmlns:w16="http://schemas.microsoft.com/office/word/2018/wordml" xmlns:w16sdtdh="http://schemas.microsoft.com/office/word/2020/wordml/sdtdatahash" xmlns:w16se="http://schemas.microsoft.com/office/word/2015/wordml/symex" xmlns:wpg="http://schemas.microsoft.com/office/word/2010/wordprocessingGroup" xmlns:wpi="http://schemas.microsoft.com/office/word/2010/wordprocessingInk" xmlns:wne="http://schemas.microsoft.com/office/word/2006/wordml" xmlns:wps="http://schemas.microsoft.com/office/word/2010/wordprocessingShape" mc:Ignorable="w14 w15 w16se w16cid w16 w16cex w16sdtdh wp14">
   <w:p>
     <w:pPr>
       <w:pStyle w:val="a9"/>
@@ -21159,7 +21162,7 @@
 </file>
 
 <file path=word/numbering.xml><?xml version="1.0" encoding="utf-8"?>
-<w:numbering xmlns:wpc="http://schemas.microsoft.com/office/word/2010/wordprocessingCanvas" xmlns:cx="http://schemas.microsoft.com/office/drawing/2014/chartex" xmlns:cx1="http://schemas.microsoft.com/office/drawing/2015/9/8/chartex" xmlns:cx2="http://schemas.microsoft.com/office/drawing/2015/10/21/chartex" xmlns:cx3="http://schemas.microsoft.com/office/drawing/2016/5/9/chartex" xmlns:cx4="http://schemas.microsoft.com/office/drawing/2016/5/10/chartex" xmlns:cx5="http://schemas.microsoft.com/office/drawing/2016/5/11/chartex" xmlns:cx6="http://schemas.microsoft.com/office/drawing/2016/5/12/chartex" xmlns:cx7="http://schemas.microsoft.com/office/drawing/2016/5/13/chartex" xmlns:cx8="http://schemas.microsoft.com/office/drawing/2016/5/14/chartex" xmlns:mc="http://schemas.openxmlformats.org/markup-compatibility/2006" xmlns:aink="http://schemas.microsoft.com/office/drawing/2016/ink" xmlns:am3d="http://schemas.microsoft.com/office/drawing/2017/model3d" xmlns:o="urn:schemas-microsoft-com:office:office" xmlns:oel="http://schemas.microsoft.com/office/2019/extlst" xmlns:r="http://schemas.openxmlformats.org/officeDocument/2006/relationships" xmlns:m="http://schemas.openxmlformats.org/officeDocument/2006/math" xmlns:v="urn:schemas-microsoft-com:vml" xmlns:wp14="http://schemas.microsoft.com/office/word/2010/wordprocessingDrawing" xmlns:wp="http://schemas.openxmlformats.org/drawingml/2006/wordprocessingDrawing" xmlns:w10="urn:schemas-microsoft-com:office:word" xmlns:w="http://schemas.openxmlformats.org/wordprocessingml/2006/main" xmlns:w14="http://schemas.microsoft.com/office/word/2010/wordml" xmlns:w15="http://schemas.microsoft.com/office/word/2012/wordml" xmlns:w16cex="http://schemas.microsoft.com/office/word/2018/wordml/cex" xmlns:w16cid="http://schemas.microsoft.com/office/word/2016/wordml/cid" xmlns:w16="http://schemas.microsoft.com/office/word/2018/wordml" xmlns:w16sdtdh="http://schemas.microsoft.com/office/word/2020/wordml/sdtdatahash" xmlns:w16se="http://schemas.microsoft.com/office/word/2015/wordml/symex" xmlns:wpg="http://schemas.microsoft.com/office/word/2010/wordprocessingGroup" xmlns:wpi="http://schemas.microsoft.com/office/word/2010/wordprocessingInk" xmlns:wne="http://schemas.microsoft.com/office/word/2006/wordml" xmlns:wps="http://schemas.microsoft.com/office/word/2010/wordprocessingShape" mc:Ignorable="w14 w15 w16se w16cid w16 w16cex w16sdtdh wp14">
+<w:numbering xmlns:wpc="http://schemas.microsoft.com/office/word/2010/wordprocessingCanvas" xmlns:cx="http://schemas.microsoft.com/office/drawing/2014/chartex" xmlns:cx1="http://schemas.microsoft.com/office/drawing/2015/9/8/chartex" xmlns:cx2="http://schemas.microsoft.com/office/drawing/2015/10/21/chartex" xmlns:cx3="http://schemas.microsoft.com/office/drawing/2016/5/9/chartex" xmlns:cx4="http://schemas.microsoft.com/office/drawing/2016/5/10/chartex" xmlns:cx5="http://schemas.microsoft.com/office/drawing/2016/5/11/chartex" xmlns:cx6="http://schemas.microsoft.com/office/drawing/2016/5/12/chartex" xmlns:cx7="http://schemas.microsoft.com/office/drawing/2016/5/13/chartex" xmlns:cx8="http://schemas.microsoft.com/office/drawing/2016/5/14/chartex" xmlns:mc="http://schemas.openxmlformats.org/markup-compatibility/2006" xmlns:aink="http://schemas.microsoft.com/office/drawing/2016/ink" xmlns:am3d="http://schemas.microsoft.com/office/drawing/2017/model3d" xmlns:o="urn:schemas-microsoft-com:office:office" xmlns:r="http://schemas.openxmlformats.org/officeDocument/2006/relationships" xmlns:m="http://schemas.openxmlformats.org/officeDocument/2006/math" xmlns:v="urn:schemas-microsoft-com:vml" xmlns:wp14="http://schemas.microsoft.com/office/word/2010/wordprocessingDrawing" xmlns:wp="http://schemas.openxmlformats.org/drawingml/2006/wordprocessingDrawing" xmlns:w10="urn:schemas-microsoft-com:office:word" xmlns:w="http://schemas.openxmlformats.org/wordprocessingml/2006/main" xmlns:w14="http://schemas.microsoft.com/office/word/2010/wordml" xmlns:w15="http://schemas.microsoft.com/office/word/2012/wordml" xmlns:w16cex="http://schemas.microsoft.com/office/word/2018/wordml/cex" xmlns:w16cid="http://schemas.microsoft.com/office/word/2016/wordml/cid" xmlns:w16="http://schemas.microsoft.com/office/word/2018/wordml" xmlns:w16sdtdh="http://schemas.microsoft.com/office/word/2020/wordml/sdtdatahash" xmlns:w16se="http://schemas.microsoft.com/office/word/2015/wordml/symex" xmlns:wpg="http://schemas.microsoft.com/office/word/2010/wordprocessingGroup" xmlns:wpi="http://schemas.microsoft.com/office/word/2010/wordprocessingInk" xmlns:wne="http://schemas.microsoft.com/office/word/2006/wordml" xmlns:wps="http://schemas.microsoft.com/office/word/2010/wordprocessingShape" mc:Ignorable="w14 w15 w16se w16cid w16 w16cex w16sdtdh wp14">
   <w:abstractNum w:abstractNumId="0" w15:restartNumberingAfterBreak="0">
     <w:nsid w:val="0F1C684D"/>
     <w:multiLevelType w:val="multilevel"/>
@@ -21339,10 +21342,10 @@
       </w:pPr>
     </w:lvl>
   </w:abstractNum>
-  <w:num w:numId="1" w16cid:durableId="784620284">
+  <w:num w:numId="1">
     <w:abstractNumId w:val="0"/>
   </w:num>
-  <w:num w:numId="2" w16cid:durableId="1611738335">
+  <w:num w:numId="2">
     <w:abstractNumId w:val="1"/>
     <w:lvlOverride w:ilvl="0">
       <w:startOverride w:val="1"/>
@@ -30586,10 +30589,6 @@
 </file>
 
 <file path=customXml/item1.xml><?xml version="1.0" encoding="utf-8"?>
-<b:Sources xmlns:b="http://schemas.openxmlformats.org/officeDocument/2006/bibliography" xmlns="http://schemas.openxmlformats.org/officeDocument/2006/bibliography" SelectedStyle="\APASixthEditionOfficeOnline.xsl" StyleName="APA" Version="6"/>
-</file>
-
-<file path=customXml/item2.xml><?xml version="1.0" encoding="utf-8"?>
 <s:customData xmlns="http://www.wps.cn/officeDocument/2013/wpsCustomData" xmlns:s="http://www.wps.cn/officeDocument/2013/wpsCustomData">
   <customSectProps/>
   <customShpExts>
@@ -30598,18 +30597,22 @@
 </s:customData>
 </file>
 
+<file path=customXml/item2.xml><?xml version="1.0" encoding="utf-8"?>
+<b:Sources xmlns:b="http://schemas.openxmlformats.org/officeDocument/2006/bibliography" xmlns="http://schemas.openxmlformats.org/officeDocument/2006/bibliography" SelectedStyle="\APASixthEditionOfficeOnline.xsl" StyleName="APA" Version="6"/>
+</file>
+
 <file path=customXml/itemProps1.xml><?xml version="1.0" encoding="utf-8"?>
+<ds:datastoreItem xmlns:ds="http://schemas.openxmlformats.org/officeDocument/2006/customXml" ds:itemID="{B1977F7D-205B-4081-913C-38D41E755F92}">
+  <ds:schemaRefs>
+    <ds:schemaRef ds:uri="http://www.wps.cn/officeDocument/2013/wpsCustomData"/>
+  </ds:schemaRefs>
+</ds:datastoreItem>
+</file>
+
+<file path=customXml/itemProps2.xml><?xml version="1.0" encoding="utf-8"?>
 <ds:datastoreItem xmlns:ds="http://schemas.openxmlformats.org/officeDocument/2006/customXml" ds:itemID="{32252A47-5B84-49D0-BFD8-00A30ACA46B3}">
   <ds:schemaRefs>
     <ds:schemaRef ds:uri="http://schemas.openxmlformats.org/officeDocument/2006/bibliography"/>
   </ds:schemaRefs>
 </ds:datastoreItem>
-</file>
-
-<file path=customXml/itemProps2.xml><?xml version="1.0" encoding="utf-8"?>
-<ds:datastoreItem xmlns:ds="http://schemas.openxmlformats.org/officeDocument/2006/customXml" ds:itemID="{B1977F7D-205B-4081-913C-38D41E755F92}">
-  <ds:schemaRefs>
-    <ds:schemaRef ds:uri="http://www.wps.cn/officeDocument/2013/wpsCustomData"/>
-  </ds:schemaRefs>
-</ds:datastoreItem>
 </file>